--- a/Documents/SDP_shopping_list.docx
+++ b/Documents/SDP_shopping_list.docx
@@ -547,18 +547,18 @@
           <w:color w:val="auto"/>
           <w:spacing w:val="0"/>
           <w:position w:val="0"/>
-          <w:sz w:val="32"/>
-          <w:shd w:fill="auto" w:val="clear"/>
-        </w:rPr>
-      </w:pPr>
-      <w:r>
-        <w:rPr>
-          <w:rFonts w:ascii="Aptos" w:hAnsi="Aptos" w:cs="Aptos" w:eastAsia="Aptos"/>
-          <w:b/>
-          <w:color w:val="auto"/>
-          <w:spacing w:val="0"/>
-          <w:position w:val="0"/>
-          <w:sz w:val="32"/>
+          <w:sz w:val="36"/>
+          <w:shd w:fill="auto" w:val="clear"/>
+        </w:rPr>
+      </w:pPr>
+      <w:r>
+        <w:rPr>
+          <w:rFonts w:ascii="Aptos" w:hAnsi="Aptos" w:cs="Aptos" w:eastAsia="Aptos"/>
+          <w:b/>
+          <w:color w:val="auto"/>
+          <w:spacing w:val="0"/>
+          <w:position w:val="0"/>
+          <w:sz w:val="36"/>
           <w:shd w:fill="auto" w:val="clear"/>
         </w:rPr>
         <w:t xml:space="preserve">   </w:t>
@@ -570,7 +570,7 @@
           <w:color w:val="auto"/>
           <w:spacing w:val="0"/>
           <w:position w:val="0"/>
-          <w:sz w:val="32"/>
+          <w:sz w:val="36"/>
           <w:shd w:fill="auto" w:val="clear"/>
         </w:rPr>
         <w:t xml:space="preserve">Содержание</w:t>
@@ -591,19 +591,19 @@
           <w:color w:val="000000"/>
           <w:spacing w:val="0"/>
           <w:position w:val="0"/>
-          <w:sz w:val="24"/>
-          <w:u w:val="single"/>
-          <w:shd w:fill="auto" w:val="clear"/>
-        </w:rPr>
-      </w:pPr>
-      <w:r>
-        <w:rPr>
-          <w:rFonts w:ascii="Calibri" w:hAnsi="Calibri" w:cs="Calibri" w:eastAsia="Calibri"/>
-          <w:b/>
-          <w:color w:val="000000"/>
-          <w:spacing w:val="0"/>
-          <w:position w:val="0"/>
-          <w:sz w:val="24"/>
+          <w:sz w:val="22"/>
+          <w:u w:val="single"/>
+          <w:shd w:fill="auto" w:val="clear"/>
+        </w:rPr>
+      </w:pPr>
+      <w:r>
+        <w:rPr>
+          <w:rFonts w:ascii="Calibri" w:hAnsi="Calibri" w:cs="Calibri" w:eastAsia="Calibri"/>
+          <w:b/>
+          <w:color w:val="000000"/>
+          <w:spacing w:val="0"/>
+          <w:position w:val="0"/>
+          <w:sz w:val="22"/>
           <w:u w:val="single"/>
           <w:shd w:fill="auto" w:val="clear"/>
         </w:rPr>
@@ -616,20 +616,20 @@
           <w:color w:val="000000"/>
           <w:spacing w:val="0"/>
           <w:position w:val="0"/>
-          <w:sz w:val="24"/>
-          <w:u w:val="single"/>
-          <w:shd w:fill="auto" w:val="clear"/>
-        </w:rPr>
-        <w:t xml:space="preserve"> </w:t>
-      </w:r>
-      <w:r>
-        <w:rPr>
-          <w:rFonts w:ascii="Calibri" w:hAnsi="Calibri" w:cs="Calibri" w:eastAsia="Calibri"/>
-          <w:b/>
-          <w:color w:val="000000"/>
-          <w:spacing w:val="0"/>
-          <w:position w:val="0"/>
-          <w:sz w:val="24"/>
+          <w:sz w:val="22"/>
+          <w:u w:val="single"/>
+          <w:shd w:fill="auto" w:val="clear"/>
+        </w:rPr>
+        <w:t xml:space="preserve"> </w:t>
+      </w:r>
+      <w:r>
+        <w:rPr>
+          <w:rFonts w:ascii="Calibri" w:hAnsi="Calibri" w:cs="Calibri" w:eastAsia="Calibri"/>
+          <w:b/>
+          <w:color w:val="000000"/>
+          <w:spacing w:val="0"/>
+          <w:position w:val="0"/>
+          <w:sz w:val="22"/>
           <w:u w:val="single"/>
           <w:shd w:fill="auto" w:val="clear"/>
         </w:rPr>
@@ -642,7 +642,7 @@
           <w:color w:val="000000"/>
           <w:spacing w:val="0"/>
           <w:position w:val="0"/>
-          <w:sz w:val="24"/>
+          <w:sz w:val="22"/>
           <w:u w:val="single"/>
           <w:shd w:fill="auto" w:val="clear"/>
         </w:rPr>
@@ -664,19 +664,19 @@
           <w:color w:val="000000"/>
           <w:spacing w:val="0"/>
           <w:position w:val="0"/>
-          <w:sz w:val="24"/>
-          <w:u w:val="single"/>
-          <w:shd w:fill="auto" w:val="clear"/>
-        </w:rPr>
-      </w:pPr>
-      <w:r>
-        <w:rPr>
-          <w:rFonts w:ascii="Calibri" w:hAnsi="Calibri" w:cs="Calibri" w:eastAsia="Calibri"/>
-          <w:b/>
-          <w:color w:val="000000"/>
-          <w:spacing w:val="0"/>
-          <w:position w:val="0"/>
-          <w:sz w:val="24"/>
+          <w:sz w:val="22"/>
+          <w:u w:val="single"/>
+          <w:shd w:fill="auto" w:val="clear"/>
+        </w:rPr>
+      </w:pPr>
+      <w:r>
+        <w:rPr>
+          <w:rFonts w:ascii="Calibri" w:hAnsi="Calibri" w:cs="Calibri" w:eastAsia="Calibri"/>
+          <w:b/>
+          <w:color w:val="000000"/>
+          <w:spacing w:val="0"/>
+          <w:position w:val="0"/>
+          <w:sz w:val="22"/>
           <w:u w:val="single"/>
           <w:shd w:fill="auto" w:val="clear"/>
         </w:rPr>
@@ -689,20 +689,20 @@
           <w:color w:val="000000"/>
           <w:spacing w:val="0"/>
           <w:position w:val="0"/>
-          <w:sz w:val="24"/>
-          <w:u w:val="single"/>
-          <w:shd w:fill="auto" w:val="clear"/>
-        </w:rPr>
-        <w:t xml:space="preserve"> </w:t>
-      </w:r>
-      <w:r>
-        <w:rPr>
-          <w:rFonts w:ascii="Calibri" w:hAnsi="Calibri" w:cs="Calibri" w:eastAsia="Calibri"/>
-          <w:b/>
-          <w:color w:val="000000"/>
-          <w:spacing w:val="0"/>
-          <w:position w:val="0"/>
-          <w:sz w:val="24"/>
+          <w:sz w:val="22"/>
+          <w:u w:val="single"/>
+          <w:shd w:fill="auto" w:val="clear"/>
+        </w:rPr>
+        <w:t xml:space="preserve"> </w:t>
+      </w:r>
+      <w:r>
+        <w:rPr>
+          <w:rFonts w:ascii="Calibri" w:hAnsi="Calibri" w:cs="Calibri" w:eastAsia="Calibri"/>
+          <w:b/>
+          <w:color w:val="000000"/>
+          <w:spacing w:val="0"/>
+          <w:position w:val="0"/>
+          <w:sz w:val="22"/>
           <w:u w:val="single"/>
           <w:shd w:fill="auto" w:val="clear"/>
         </w:rPr>
@@ -715,7 +715,7 @@
           <w:color w:val="000000"/>
           <w:spacing w:val="0"/>
           <w:position w:val="0"/>
-          <w:sz w:val="24"/>
+          <w:sz w:val="22"/>
           <w:u w:val="single"/>
           <w:shd w:fill="auto" w:val="clear"/>
         </w:rPr>
@@ -733,18 +733,18 @@
           <w:color w:val="000000"/>
           <w:spacing w:val="0"/>
           <w:position w:val="0"/>
-          <w:sz w:val="24"/>
-          <w:u w:val="single"/>
-          <w:shd w:fill="auto" w:val="clear"/>
-        </w:rPr>
-      </w:pPr>
-      <w:r>
-        <w:rPr>
-          <w:rFonts w:ascii="Aptos" w:hAnsi="Aptos" w:cs="Aptos" w:eastAsia="Aptos"/>
-          <w:color w:val="000000"/>
-          <w:spacing w:val="0"/>
-          <w:position w:val="0"/>
-          <w:sz w:val="24"/>
+          <w:sz w:val="22"/>
+          <w:u w:val="single"/>
+          <w:shd w:fill="auto" w:val="clear"/>
+        </w:rPr>
+      </w:pPr>
+      <w:r>
+        <w:rPr>
+          <w:rFonts w:ascii="Aptos" w:hAnsi="Aptos" w:cs="Aptos" w:eastAsia="Aptos"/>
+          <w:color w:val="000000"/>
+          <w:spacing w:val="0"/>
+          <w:position w:val="0"/>
+          <w:sz w:val="22"/>
           <w:u w:val="single"/>
           <w:shd w:fill="auto" w:val="clear"/>
         </w:rPr>
@@ -756,7 +756,7 @@
           <w:color w:val="000000"/>
           <w:spacing w:val="0"/>
           <w:position w:val="0"/>
-          <w:sz w:val="24"/>
+          <w:sz w:val="22"/>
           <w:u w:val="single"/>
           <w:shd w:fill="auto" w:val="clear"/>
         </w:rPr>
@@ -768,19 +768,19 @@
           <w:color w:val="000000"/>
           <w:spacing w:val="0"/>
           <w:position w:val="0"/>
-          <w:sz w:val="24"/>
-          <w:u w:val="single"/>
-          <w:shd w:fill="auto" w:val="clear"/>
-        </w:rPr>
-        <w:t xml:space="preserve"> </w:t>
-      </w:r>
-      <w:r>
-        <w:rPr>
-          <w:rFonts w:ascii="Calibri" w:hAnsi="Calibri" w:cs="Calibri" w:eastAsia="Calibri"/>
-          <w:color w:val="000000"/>
-          <w:spacing w:val="0"/>
-          <w:position w:val="0"/>
-          <w:sz w:val="24"/>
+          <w:sz w:val="22"/>
+          <w:u w:val="single"/>
+          <w:shd w:fill="auto" w:val="clear"/>
+        </w:rPr>
+        <w:t xml:space="preserve"> </w:t>
+      </w:r>
+      <w:r>
+        <w:rPr>
+          <w:rFonts w:ascii="Calibri" w:hAnsi="Calibri" w:cs="Calibri" w:eastAsia="Calibri"/>
+          <w:color w:val="000000"/>
+          <w:spacing w:val="0"/>
+          <w:position w:val="0"/>
+          <w:sz w:val="22"/>
           <w:u w:val="single"/>
           <w:shd w:fill="auto" w:val="clear"/>
         </w:rPr>
@@ -792,7 +792,7 @@
           <w:color w:val="000000"/>
           <w:spacing w:val="0"/>
           <w:position w:val="0"/>
-          <w:sz w:val="24"/>
+          <w:sz w:val="22"/>
           <w:u w:val="single"/>
           <w:shd w:fill="auto" w:val="clear"/>
         </w:rPr>
@@ -804,7 +804,7 @@
           <w:color w:val="000000"/>
           <w:spacing w:val="0"/>
           <w:position w:val="0"/>
-          <w:sz w:val="24"/>
+          <w:sz w:val="22"/>
           <w:u w:val="single"/>
           <w:shd w:fill="auto" w:val="clear"/>
         </w:rPr>
@@ -817,7 +817,7 @@
           <w:color w:val="000000"/>
           <w:spacing w:val="0"/>
           <w:position w:val="0"/>
-          <w:sz w:val="24"/>
+          <w:sz w:val="22"/>
           <w:u w:val="single"/>
           <w:shd w:fill="auto" w:val="clear"/>
         </w:rPr>
@@ -835,18 +835,18 @@
           <w:color w:val="000000"/>
           <w:spacing w:val="0"/>
           <w:position w:val="0"/>
-          <w:sz w:val="24"/>
-          <w:u w:val="single"/>
-          <w:shd w:fill="auto" w:val="clear"/>
-        </w:rPr>
-      </w:pPr>
-      <w:r>
-        <w:rPr>
-          <w:rFonts w:ascii="Aptos" w:hAnsi="Aptos" w:cs="Aptos" w:eastAsia="Aptos"/>
-          <w:color w:val="000000"/>
-          <w:spacing w:val="0"/>
-          <w:position w:val="0"/>
-          <w:sz w:val="24"/>
+          <w:sz w:val="22"/>
+          <w:u w:val="single"/>
+          <w:shd w:fill="auto" w:val="clear"/>
+        </w:rPr>
+      </w:pPr>
+      <w:r>
+        <w:rPr>
+          <w:rFonts w:ascii="Aptos" w:hAnsi="Aptos" w:cs="Aptos" w:eastAsia="Aptos"/>
+          <w:color w:val="000000"/>
+          <w:spacing w:val="0"/>
+          <w:position w:val="0"/>
+          <w:sz w:val="22"/>
           <w:u w:val="single"/>
           <w:shd w:fill="auto" w:val="clear"/>
         </w:rPr>
@@ -858,7 +858,7 @@
           <w:color w:val="000000"/>
           <w:spacing w:val="0"/>
           <w:position w:val="0"/>
-          <w:sz w:val="24"/>
+          <w:sz w:val="22"/>
           <w:u w:val="single"/>
           <w:shd w:fill="auto" w:val="clear"/>
         </w:rPr>
@@ -870,19 +870,19 @@
           <w:color w:val="000000"/>
           <w:spacing w:val="0"/>
           <w:position w:val="0"/>
-          <w:sz w:val="24"/>
-          <w:u w:val="single"/>
-          <w:shd w:fill="auto" w:val="clear"/>
-        </w:rPr>
-        <w:t xml:space="preserve"> </w:t>
-      </w:r>
-      <w:r>
-        <w:rPr>
-          <w:rFonts w:ascii="Calibri" w:hAnsi="Calibri" w:cs="Calibri" w:eastAsia="Calibri"/>
-          <w:color w:val="000000"/>
-          <w:spacing w:val="0"/>
-          <w:position w:val="0"/>
-          <w:sz w:val="24"/>
+          <w:sz w:val="22"/>
+          <w:u w:val="single"/>
+          <w:shd w:fill="auto" w:val="clear"/>
+        </w:rPr>
+        <w:t xml:space="preserve"> </w:t>
+      </w:r>
+      <w:r>
+        <w:rPr>
+          <w:rFonts w:ascii="Calibri" w:hAnsi="Calibri" w:cs="Calibri" w:eastAsia="Calibri"/>
+          <w:color w:val="000000"/>
+          <w:spacing w:val="0"/>
+          <w:position w:val="0"/>
+          <w:sz w:val="22"/>
           <w:u w:val="single"/>
           <w:shd w:fill="auto" w:val="clear"/>
         </w:rPr>
@@ -894,7 +894,7 @@
           <w:color w:val="000000"/>
           <w:spacing w:val="0"/>
           <w:position w:val="0"/>
-          <w:sz w:val="24"/>
+          <w:sz w:val="22"/>
           <w:u w:val="single"/>
           <w:shd w:fill="auto" w:val="clear"/>
         </w:rPr>
@@ -906,7 +906,7 @@
           <w:color w:val="000000"/>
           <w:spacing w:val="0"/>
           <w:position w:val="0"/>
-          <w:sz w:val="24"/>
+          <w:sz w:val="22"/>
           <w:u w:val="single"/>
           <w:shd w:fill="auto" w:val="clear"/>
         </w:rPr>
@@ -918,19 +918,19 @@
           <w:color w:val="000000"/>
           <w:spacing w:val="0"/>
           <w:position w:val="0"/>
-          <w:sz w:val="24"/>
-          <w:u w:val="single"/>
-          <w:shd w:fill="auto" w:val="clear"/>
-        </w:rPr>
-        <w:t xml:space="preserve"> </w:t>
-      </w:r>
-      <w:r>
-        <w:rPr>
-          <w:rFonts w:ascii="Calibri" w:hAnsi="Calibri" w:cs="Calibri" w:eastAsia="Calibri"/>
-          <w:color w:val="000000"/>
-          <w:spacing w:val="0"/>
-          <w:position w:val="0"/>
-          <w:sz w:val="24"/>
+          <w:sz w:val="22"/>
+          <w:u w:val="single"/>
+          <w:shd w:fill="auto" w:val="clear"/>
+        </w:rPr>
+        <w:t xml:space="preserve"> </w:t>
+      </w:r>
+      <w:r>
+        <w:rPr>
+          <w:rFonts w:ascii="Calibri" w:hAnsi="Calibri" w:cs="Calibri" w:eastAsia="Calibri"/>
+          <w:color w:val="000000"/>
+          <w:spacing w:val="0"/>
+          <w:position w:val="0"/>
+          <w:sz w:val="22"/>
           <w:u w:val="single"/>
           <w:shd w:fill="auto" w:val="clear"/>
         </w:rPr>
@@ -943,7 +943,7 @@
           <w:color w:val="000000"/>
           <w:spacing w:val="0"/>
           <w:position w:val="0"/>
-          <w:sz w:val="24"/>
+          <w:sz w:val="22"/>
           <w:u w:val="single"/>
           <w:shd w:fill="auto" w:val="clear"/>
         </w:rPr>
@@ -965,19 +965,19 @@
           <w:color w:val="000000"/>
           <w:spacing w:val="0"/>
           <w:position w:val="0"/>
-          <w:sz w:val="24"/>
-          <w:u w:val="single"/>
-          <w:shd w:fill="auto" w:val="clear"/>
-        </w:rPr>
-      </w:pPr>
-      <w:r>
-        <w:rPr>
-          <w:rFonts w:ascii="Calibri" w:hAnsi="Calibri" w:cs="Calibri" w:eastAsia="Calibri"/>
-          <w:b/>
-          <w:color w:val="000000"/>
-          <w:spacing w:val="0"/>
-          <w:position w:val="0"/>
-          <w:sz w:val="24"/>
+          <w:sz w:val="22"/>
+          <w:u w:val="single"/>
+          <w:shd w:fill="auto" w:val="clear"/>
+        </w:rPr>
+      </w:pPr>
+      <w:r>
+        <w:rPr>
+          <w:rFonts w:ascii="Calibri" w:hAnsi="Calibri" w:cs="Calibri" w:eastAsia="Calibri"/>
+          <w:b/>
+          <w:color w:val="000000"/>
+          <w:spacing w:val="0"/>
+          <w:position w:val="0"/>
+          <w:sz w:val="22"/>
           <w:u w:val="single"/>
           <w:shd w:fill="auto" w:val="clear"/>
         </w:rPr>
@@ -990,20 +990,20 @@
           <w:color w:val="000000"/>
           <w:spacing w:val="0"/>
           <w:position w:val="0"/>
-          <w:sz w:val="24"/>
-          <w:u w:val="single"/>
-          <w:shd w:fill="auto" w:val="clear"/>
-        </w:rPr>
-        <w:t xml:space="preserve"> </w:t>
-      </w:r>
-      <w:r>
-        <w:rPr>
-          <w:rFonts w:ascii="Calibri" w:hAnsi="Calibri" w:cs="Calibri" w:eastAsia="Calibri"/>
-          <w:b/>
-          <w:color w:val="000000"/>
-          <w:spacing w:val="0"/>
-          <w:position w:val="0"/>
-          <w:sz w:val="24"/>
+          <w:sz w:val="22"/>
+          <w:u w:val="single"/>
+          <w:shd w:fill="auto" w:val="clear"/>
+        </w:rPr>
+        <w:t xml:space="preserve"> </w:t>
+      </w:r>
+      <w:r>
+        <w:rPr>
+          <w:rFonts w:ascii="Calibri" w:hAnsi="Calibri" w:cs="Calibri" w:eastAsia="Calibri"/>
+          <w:b/>
+          <w:color w:val="000000"/>
+          <w:spacing w:val="0"/>
+          <w:position w:val="0"/>
+          <w:sz w:val="22"/>
           <w:u w:val="single"/>
           <w:shd w:fill="auto" w:val="clear"/>
         </w:rPr>
@@ -1016,20 +1016,20 @@
           <w:color w:val="000000"/>
           <w:spacing w:val="0"/>
           <w:position w:val="0"/>
-          <w:sz w:val="24"/>
-          <w:u w:val="single"/>
-          <w:shd w:fill="auto" w:val="clear"/>
-        </w:rPr>
-        <w:t xml:space="preserve"> </w:t>
-      </w:r>
-      <w:r>
-        <w:rPr>
-          <w:rFonts w:ascii="Calibri" w:hAnsi="Calibri" w:cs="Calibri" w:eastAsia="Calibri"/>
-          <w:b/>
-          <w:color w:val="000000"/>
-          <w:spacing w:val="0"/>
-          <w:position w:val="0"/>
-          <w:sz w:val="24"/>
+          <w:sz w:val="22"/>
+          <w:u w:val="single"/>
+          <w:shd w:fill="auto" w:val="clear"/>
+        </w:rPr>
+        <w:t xml:space="preserve"> </w:t>
+      </w:r>
+      <w:r>
+        <w:rPr>
+          <w:rFonts w:ascii="Calibri" w:hAnsi="Calibri" w:cs="Calibri" w:eastAsia="Calibri"/>
+          <w:b/>
+          <w:color w:val="000000"/>
+          <w:spacing w:val="0"/>
+          <w:position w:val="0"/>
+          <w:sz w:val="22"/>
           <w:u w:val="single"/>
           <w:shd w:fill="auto" w:val="clear"/>
         </w:rPr>
@@ -1042,20 +1042,20 @@
           <w:color w:val="000000"/>
           <w:spacing w:val="0"/>
           <w:position w:val="0"/>
-          <w:sz w:val="24"/>
-          <w:u w:val="single"/>
-          <w:shd w:fill="auto" w:val="clear"/>
-        </w:rPr>
-        <w:t xml:space="preserve"> </w:t>
-      </w:r>
-      <w:r>
-        <w:rPr>
-          <w:rFonts w:ascii="Calibri" w:hAnsi="Calibri" w:cs="Calibri" w:eastAsia="Calibri"/>
-          <w:b/>
-          <w:color w:val="000000"/>
-          <w:spacing w:val="0"/>
-          <w:position w:val="0"/>
-          <w:sz w:val="24"/>
+          <w:sz w:val="22"/>
+          <w:u w:val="single"/>
+          <w:shd w:fill="auto" w:val="clear"/>
+        </w:rPr>
+        <w:t xml:space="preserve"> </w:t>
+      </w:r>
+      <w:r>
+        <w:rPr>
+          <w:rFonts w:ascii="Calibri" w:hAnsi="Calibri" w:cs="Calibri" w:eastAsia="Calibri"/>
+          <w:b/>
+          <w:color w:val="000000"/>
+          <w:spacing w:val="0"/>
+          <w:position w:val="0"/>
+          <w:sz w:val="22"/>
           <w:u w:val="single"/>
           <w:shd w:fill="auto" w:val="clear"/>
         </w:rPr>
@@ -1068,20 +1068,20 @@
           <w:color w:val="000000"/>
           <w:spacing w:val="0"/>
           <w:position w:val="0"/>
-          <w:sz w:val="24"/>
-          <w:u w:val="single"/>
-          <w:shd w:fill="auto" w:val="clear"/>
-        </w:rPr>
-        <w:t xml:space="preserve"> </w:t>
-      </w:r>
-      <w:r>
-        <w:rPr>
-          <w:rFonts w:ascii="Calibri" w:hAnsi="Calibri" w:cs="Calibri" w:eastAsia="Calibri"/>
-          <w:b/>
-          <w:color w:val="000000"/>
-          <w:spacing w:val="0"/>
-          <w:position w:val="0"/>
-          <w:sz w:val="24"/>
+          <w:sz w:val="22"/>
+          <w:u w:val="single"/>
+          <w:shd w:fill="auto" w:val="clear"/>
+        </w:rPr>
+        <w:t xml:space="preserve"> </w:t>
+      </w:r>
+      <w:r>
+        <w:rPr>
+          <w:rFonts w:ascii="Calibri" w:hAnsi="Calibri" w:cs="Calibri" w:eastAsia="Calibri"/>
+          <w:b/>
+          <w:color w:val="000000"/>
+          <w:spacing w:val="0"/>
+          <w:position w:val="0"/>
+          <w:sz w:val="22"/>
           <w:u w:val="single"/>
           <w:shd w:fill="auto" w:val="clear"/>
         </w:rPr>
@@ -1094,20 +1094,20 @@
           <w:color w:val="000000"/>
           <w:spacing w:val="0"/>
           <w:position w:val="0"/>
-          <w:sz w:val="24"/>
-          <w:u w:val="single"/>
-          <w:shd w:fill="auto" w:val="clear"/>
-        </w:rPr>
-        <w:t xml:space="preserve"> </w:t>
-      </w:r>
-      <w:r>
-        <w:rPr>
-          <w:rFonts w:ascii="Calibri" w:hAnsi="Calibri" w:cs="Calibri" w:eastAsia="Calibri"/>
-          <w:b/>
-          <w:color w:val="000000"/>
-          <w:spacing w:val="0"/>
-          <w:position w:val="0"/>
-          <w:sz w:val="24"/>
+          <w:sz w:val="22"/>
+          <w:u w:val="single"/>
+          <w:shd w:fill="auto" w:val="clear"/>
+        </w:rPr>
+        <w:t xml:space="preserve"> </w:t>
+      </w:r>
+      <w:r>
+        <w:rPr>
+          <w:rFonts w:ascii="Calibri" w:hAnsi="Calibri" w:cs="Calibri" w:eastAsia="Calibri"/>
+          <w:b/>
+          <w:color w:val="000000"/>
+          <w:spacing w:val="0"/>
+          <w:position w:val="0"/>
+          <w:sz w:val="22"/>
           <w:u w:val="single"/>
           <w:shd w:fill="auto" w:val="clear"/>
         </w:rPr>
@@ -1120,20 +1120,20 @@
           <w:color w:val="000000"/>
           <w:spacing w:val="0"/>
           <w:position w:val="0"/>
-          <w:sz w:val="24"/>
-          <w:u w:val="single"/>
-          <w:shd w:fill="auto" w:val="clear"/>
-        </w:rPr>
-        <w:t xml:space="preserve"> </w:t>
-      </w:r>
-      <w:r>
-        <w:rPr>
-          <w:rFonts w:ascii="Calibri" w:hAnsi="Calibri" w:cs="Calibri" w:eastAsia="Calibri"/>
-          <w:b/>
-          <w:color w:val="000000"/>
-          <w:spacing w:val="0"/>
-          <w:position w:val="0"/>
-          <w:sz w:val="24"/>
+          <w:sz w:val="22"/>
+          <w:u w:val="single"/>
+          <w:shd w:fill="auto" w:val="clear"/>
+        </w:rPr>
+        <w:t xml:space="preserve"> </w:t>
+      </w:r>
+      <w:r>
+        <w:rPr>
+          <w:rFonts w:ascii="Calibri" w:hAnsi="Calibri" w:cs="Calibri" w:eastAsia="Calibri"/>
+          <w:b/>
+          <w:color w:val="000000"/>
+          <w:spacing w:val="0"/>
+          <w:position w:val="0"/>
+          <w:sz w:val="22"/>
           <w:u w:val="single"/>
           <w:shd w:fill="auto" w:val="clear"/>
         </w:rPr>
@@ -1146,7 +1146,7 @@
           <w:color w:val="000000"/>
           <w:spacing w:val="0"/>
           <w:position w:val="0"/>
-          <w:sz w:val="24"/>
+          <w:sz w:val="22"/>
           <w:u w:val="single"/>
           <w:shd w:fill="auto" w:val="clear"/>
         </w:rPr>
@@ -1164,18 +1164,18 @@
           <w:color w:val="000000"/>
           <w:spacing w:val="0"/>
           <w:position w:val="0"/>
-          <w:sz w:val="24"/>
-          <w:u w:val="single"/>
-          <w:shd w:fill="auto" w:val="clear"/>
-        </w:rPr>
-      </w:pPr>
-      <w:r>
-        <w:rPr>
-          <w:rFonts w:ascii="Aptos" w:hAnsi="Aptos" w:cs="Aptos" w:eastAsia="Aptos"/>
-          <w:color w:val="000000"/>
-          <w:spacing w:val="0"/>
-          <w:position w:val="0"/>
-          <w:sz w:val="24"/>
+          <w:sz w:val="22"/>
+          <w:u w:val="single"/>
+          <w:shd w:fill="auto" w:val="clear"/>
+        </w:rPr>
+      </w:pPr>
+      <w:r>
+        <w:rPr>
+          <w:rFonts w:ascii="Aptos" w:hAnsi="Aptos" w:cs="Aptos" w:eastAsia="Aptos"/>
+          <w:color w:val="000000"/>
+          <w:spacing w:val="0"/>
+          <w:position w:val="0"/>
+          <w:sz w:val="22"/>
           <w:u w:val="single"/>
           <w:shd w:fill="auto" w:val="clear"/>
         </w:rPr>
@@ -1187,7 +1187,7 @@
           <w:color w:val="000000"/>
           <w:spacing w:val="0"/>
           <w:position w:val="0"/>
-          <w:sz w:val="24"/>
+          <w:sz w:val="22"/>
           <w:u w:val="single"/>
           <w:shd w:fill="auto" w:val="clear"/>
         </w:rPr>
@@ -1199,19 +1199,19 @@
           <w:color w:val="000000"/>
           <w:spacing w:val="0"/>
           <w:position w:val="0"/>
-          <w:sz w:val="24"/>
-          <w:u w:val="single"/>
-          <w:shd w:fill="auto" w:val="clear"/>
-        </w:rPr>
-        <w:t xml:space="preserve"> </w:t>
-      </w:r>
-      <w:r>
-        <w:rPr>
-          <w:rFonts w:ascii="Calibri" w:hAnsi="Calibri" w:cs="Calibri" w:eastAsia="Calibri"/>
-          <w:color w:val="000000"/>
-          <w:spacing w:val="0"/>
-          <w:position w:val="0"/>
-          <w:sz w:val="24"/>
+          <w:sz w:val="22"/>
+          <w:u w:val="single"/>
+          <w:shd w:fill="auto" w:val="clear"/>
+        </w:rPr>
+        <w:t xml:space="preserve"> </w:t>
+      </w:r>
+      <w:r>
+        <w:rPr>
+          <w:rFonts w:ascii="Calibri" w:hAnsi="Calibri" w:cs="Calibri" w:eastAsia="Calibri"/>
+          <w:color w:val="000000"/>
+          <w:spacing w:val="0"/>
+          <w:position w:val="0"/>
+          <w:sz w:val="22"/>
           <w:u w:val="single"/>
           <w:shd w:fill="auto" w:val="clear"/>
         </w:rPr>
@@ -1223,20 +1223,20 @@
           <w:color w:val="000000"/>
           <w:spacing w:val="0"/>
           <w:position w:val="0"/>
-          <w:sz w:val="24"/>
-          <w:u w:val="single"/>
-          <w:shd w:fill="auto" w:val="clear"/>
-        </w:rPr>
-        <w:t xml:space="preserve"> </w:t>
-      </w:r>
-      <w:r>
-        <w:rPr>
-          <w:rFonts w:ascii="Aptos" w:hAnsi="Aptos" w:cs="Aptos" w:eastAsia="Aptos"/>
-          <w:b/>
-          <w:color w:val="000000"/>
-          <w:spacing w:val="0"/>
-          <w:position w:val="0"/>
-          <w:sz w:val="24"/>
+          <w:sz w:val="22"/>
+          <w:u w:val="single"/>
+          <w:shd w:fill="auto" w:val="clear"/>
+        </w:rPr>
+        <w:t xml:space="preserve"> </w:t>
+      </w:r>
+      <w:r>
+        <w:rPr>
+          <w:rFonts w:ascii="Aptos" w:hAnsi="Aptos" w:cs="Aptos" w:eastAsia="Aptos"/>
+          <w:b/>
+          <w:color w:val="000000"/>
+          <w:spacing w:val="0"/>
+          <w:position w:val="0"/>
+          <w:sz w:val="22"/>
           <w:u w:val="single"/>
           <w:shd w:fill="auto" w:val="clear"/>
         </w:rPr>
@@ -1254,18 +1254,18 @@
           <w:color w:val="000000"/>
           <w:spacing w:val="0"/>
           <w:position w:val="0"/>
-          <w:sz w:val="24"/>
-          <w:u w:val="single"/>
-          <w:shd w:fill="auto" w:val="clear"/>
-        </w:rPr>
-      </w:pPr>
-      <w:r>
-        <w:rPr>
-          <w:rFonts w:ascii="Aptos" w:hAnsi="Aptos" w:cs="Aptos" w:eastAsia="Aptos"/>
-          <w:color w:val="000000"/>
-          <w:spacing w:val="0"/>
-          <w:position w:val="0"/>
-          <w:sz w:val="24"/>
+          <w:sz w:val="22"/>
+          <w:u w:val="single"/>
+          <w:shd w:fill="auto" w:val="clear"/>
+        </w:rPr>
+      </w:pPr>
+      <w:r>
+        <w:rPr>
+          <w:rFonts w:ascii="Aptos" w:hAnsi="Aptos" w:cs="Aptos" w:eastAsia="Aptos"/>
+          <w:color w:val="000000"/>
+          <w:spacing w:val="0"/>
+          <w:position w:val="0"/>
+          <w:sz w:val="22"/>
           <w:u w:val="single"/>
           <w:shd w:fill="auto" w:val="clear"/>
         </w:rPr>
@@ -1277,7 +1277,7 @@
           <w:color w:val="000000"/>
           <w:spacing w:val="0"/>
           <w:position w:val="0"/>
-          <w:sz w:val="24"/>
+          <w:sz w:val="22"/>
           <w:u w:val="single"/>
           <w:shd w:fill="auto" w:val="clear"/>
         </w:rPr>
@@ -1289,19 +1289,19 @@
           <w:color w:val="000000"/>
           <w:spacing w:val="0"/>
           <w:position w:val="0"/>
-          <w:sz w:val="24"/>
-          <w:u w:val="single"/>
-          <w:shd w:fill="auto" w:val="clear"/>
-        </w:rPr>
-        <w:t xml:space="preserve"> </w:t>
-      </w:r>
-      <w:r>
-        <w:rPr>
-          <w:rFonts w:ascii="Calibri" w:hAnsi="Calibri" w:cs="Calibri" w:eastAsia="Calibri"/>
-          <w:color w:val="000000"/>
-          <w:spacing w:val="0"/>
-          <w:position w:val="0"/>
-          <w:sz w:val="24"/>
+          <w:sz w:val="22"/>
+          <w:u w:val="single"/>
+          <w:shd w:fill="auto" w:val="clear"/>
+        </w:rPr>
+        <w:t xml:space="preserve"> </w:t>
+      </w:r>
+      <w:r>
+        <w:rPr>
+          <w:rFonts w:ascii="Calibri" w:hAnsi="Calibri" w:cs="Calibri" w:eastAsia="Calibri"/>
+          <w:color w:val="000000"/>
+          <w:spacing w:val="0"/>
+          <w:position w:val="0"/>
+          <w:sz w:val="22"/>
           <w:u w:val="single"/>
           <w:shd w:fill="auto" w:val="clear"/>
         </w:rPr>
@@ -1314,7 +1314,7 @@
           <w:color w:val="000000"/>
           <w:spacing w:val="0"/>
           <w:position w:val="0"/>
-          <w:sz w:val="24"/>
+          <w:sz w:val="22"/>
           <w:u w:val="single"/>
           <w:shd w:fill="auto" w:val="clear"/>
         </w:rPr>
@@ -1336,19 +1336,19 @@
           <w:color w:val="000000"/>
           <w:spacing w:val="0"/>
           <w:position w:val="0"/>
-          <w:sz w:val="24"/>
-          <w:u w:val="single"/>
-          <w:shd w:fill="auto" w:val="clear"/>
-        </w:rPr>
-      </w:pPr>
-      <w:r>
-        <w:rPr>
-          <w:rFonts w:ascii="Calibri" w:hAnsi="Calibri" w:cs="Calibri" w:eastAsia="Calibri"/>
-          <w:b/>
-          <w:color w:val="000000"/>
-          <w:spacing w:val="0"/>
-          <w:position w:val="0"/>
-          <w:sz w:val="24"/>
+          <w:sz w:val="22"/>
+          <w:u w:val="single"/>
+          <w:shd w:fill="auto" w:val="clear"/>
+        </w:rPr>
+      </w:pPr>
+      <w:r>
+        <w:rPr>
+          <w:rFonts w:ascii="Calibri" w:hAnsi="Calibri" w:cs="Calibri" w:eastAsia="Calibri"/>
+          <w:b/>
+          <w:color w:val="000000"/>
+          <w:spacing w:val="0"/>
+          <w:position w:val="0"/>
+          <w:sz w:val="22"/>
           <w:u w:val="single"/>
           <w:shd w:fill="auto" w:val="clear"/>
         </w:rPr>
@@ -1361,20 +1361,20 @@
           <w:color w:val="000000"/>
           <w:spacing w:val="0"/>
           <w:position w:val="0"/>
-          <w:sz w:val="24"/>
-          <w:u w:val="single"/>
-          <w:shd w:fill="auto" w:val="clear"/>
-        </w:rPr>
-        <w:t xml:space="preserve"> </w:t>
-      </w:r>
-      <w:r>
-        <w:rPr>
-          <w:rFonts w:ascii="Calibri" w:hAnsi="Calibri" w:cs="Calibri" w:eastAsia="Calibri"/>
-          <w:b/>
-          <w:color w:val="000000"/>
-          <w:spacing w:val="0"/>
-          <w:position w:val="0"/>
-          <w:sz w:val="24"/>
+          <w:sz w:val="22"/>
+          <w:u w:val="single"/>
+          <w:shd w:fill="auto" w:val="clear"/>
+        </w:rPr>
+        <w:t xml:space="preserve"> </w:t>
+      </w:r>
+      <w:r>
+        <w:rPr>
+          <w:rFonts w:ascii="Calibri" w:hAnsi="Calibri" w:cs="Calibri" w:eastAsia="Calibri"/>
+          <w:b/>
+          <w:color w:val="000000"/>
+          <w:spacing w:val="0"/>
+          <w:position w:val="0"/>
+          <w:sz w:val="22"/>
           <w:u w:val="single"/>
           <w:shd w:fill="auto" w:val="clear"/>
         </w:rPr>
@@ -1387,7 +1387,7 @@
           <w:color w:val="000000"/>
           <w:spacing w:val="0"/>
           <w:position w:val="0"/>
-          <w:sz w:val="24"/>
+          <w:sz w:val="22"/>
           <w:u w:val="single"/>
           <w:shd w:fill="auto" w:val="clear"/>
         </w:rPr>
@@ -1409,19 +1409,19 @@
           <w:color w:val="000000"/>
           <w:spacing w:val="0"/>
           <w:position w:val="0"/>
-          <w:sz w:val="24"/>
-          <w:u w:val="single"/>
-          <w:shd w:fill="auto" w:val="clear"/>
-        </w:rPr>
-      </w:pPr>
-      <w:r>
-        <w:rPr>
-          <w:rFonts w:ascii="Calibri" w:hAnsi="Calibri" w:cs="Calibri" w:eastAsia="Calibri"/>
-          <w:b/>
-          <w:color w:val="000000"/>
-          <w:spacing w:val="0"/>
-          <w:position w:val="0"/>
-          <w:sz w:val="24"/>
+          <w:sz w:val="22"/>
+          <w:u w:val="single"/>
+          <w:shd w:fill="auto" w:val="clear"/>
+        </w:rPr>
+      </w:pPr>
+      <w:r>
+        <w:rPr>
+          <w:rFonts w:ascii="Calibri" w:hAnsi="Calibri" w:cs="Calibri" w:eastAsia="Calibri"/>
+          <w:b/>
+          <w:color w:val="000000"/>
+          <w:spacing w:val="0"/>
+          <w:position w:val="0"/>
+          <w:sz w:val="22"/>
           <w:u w:val="single"/>
           <w:shd w:fill="auto" w:val="clear"/>
         </w:rPr>
@@ -1434,20 +1434,20 @@
           <w:color w:val="000000"/>
           <w:spacing w:val="0"/>
           <w:position w:val="0"/>
-          <w:sz w:val="24"/>
-          <w:u w:val="single"/>
-          <w:shd w:fill="auto" w:val="clear"/>
-        </w:rPr>
-        <w:t xml:space="preserve"> </w:t>
-      </w:r>
-      <w:r>
-        <w:rPr>
-          <w:rFonts w:ascii="Calibri" w:hAnsi="Calibri" w:cs="Calibri" w:eastAsia="Calibri"/>
-          <w:b/>
-          <w:color w:val="000000"/>
-          <w:spacing w:val="0"/>
-          <w:position w:val="0"/>
-          <w:sz w:val="24"/>
+          <w:sz w:val="22"/>
+          <w:u w:val="single"/>
+          <w:shd w:fill="auto" w:val="clear"/>
+        </w:rPr>
+        <w:t xml:space="preserve"> </w:t>
+      </w:r>
+      <w:r>
+        <w:rPr>
+          <w:rFonts w:ascii="Calibri" w:hAnsi="Calibri" w:cs="Calibri" w:eastAsia="Calibri"/>
+          <w:b/>
+          <w:color w:val="000000"/>
+          <w:spacing w:val="0"/>
+          <w:position w:val="0"/>
+          <w:sz w:val="22"/>
           <w:u w:val="single"/>
           <w:shd w:fill="auto" w:val="clear"/>
         </w:rPr>
@@ -1460,20 +1460,20 @@
           <w:color w:val="000000"/>
           <w:spacing w:val="0"/>
           <w:position w:val="0"/>
-          <w:sz w:val="24"/>
-          <w:u w:val="single"/>
-          <w:shd w:fill="auto" w:val="clear"/>
-        </w:rPr>
-        <w:t xml:space="preserve"> </w:t>
-      </w:r>
-      <w:r>
-        <w:rPr>
-          <w:rFonts w:ascii="Calibri" w:hAnsi="Calibri" w:cs="Calibri" w:eastAsia="Calibri"/>
-          <w:b/>
-          <w:color w:val="000000"/>
-          <w:spacing w:val="0"/>
-          <w:position w:val="0"/>
-          <w:sz w:val="24"/>
+          <w:sz w:val="22"/>
+          <w:u w:val="single"/>
+          <w:shd w:fill="auto" w:val="clear"/>
+        </w:rPr>
+        <w:t xml:space="preserve"> </w:t>
+      </w:r>
+      <w:r>
+        <w:rPr>
+          <w:rFonts w:ascii="Calibri" w:hAnsi="Calibri" w:cs="Calibri" w:eastAsia="Calibri"/>
+          <w:b/>
+          <w:color w:val="000000"/>
+          <w:spacing w:val="0"/>
+          <w:position w:val="0"/>
+          <w:sz w:val="22"/>
           <w:u w:val="single"/>
           <w:shd w:fill="auto" w:val="clear"/>
         </w:rPr>
@@ -1486,7 +1486,7 @@
           <w:color w:val="000000"/>
           <w:spacing w:val="0"/>
           <w:position w:val="0"/>
-          <w:sz w:val="24"/>
+          <w:sz w:val="22"/>
           <w:u w:val="single"/>
           <w:shd w:fill="auto" w:val="clear"/>
         </w:rPr>
@@ -1508,19 +1508,19 @@
           <w:color w:val="000000"/>
           <w:spacing w:val="0"/>
           <w:position w:val="0"/>
-          <w:sz w:val="24"/>
-          <w:u w:val="single"/>
-          <w:shd w:fill="auto" w:val="clear"/>
-        </w:rPr>
-      </w:pPr>
-      <w:r>
-        <w:rPr>
-          <w:rFonts w:ascii="Calibri" w:hAnsi="Calibri" w:cs="Calibri" w:eastAsia="Calibri"/>
-          <w:b/>
-          <w:color w:val="000000"/>
-          <w:spacing w:val="0"/>
-          <w:position w:val="0"/>
-          <w:sz w:val="24"/>
+          <w:sz w:val="22"/>
+          <w:u w:val="single"/>
+          <w:shd w:fill="auto" w:val="clear"/>
+        </w:rPr>
+      </w:pPr>
+      <w:r>
+        <w:rPr>
+          <w:rFonts w:ascii="Calibri" w:hAnsi="Calibri" w:cs="Calibri" w:eastAsia="Calibri"/>
+          <w:b/>
+          <w:color w:val="000000"/>
+          <w:spacing w:val="0"/>
+          <w:position w:val="0"/>
+          <w:sz w:val="22"/>
           <w:u w:val="single"/>
           <w:shd w:fill="auto" w:val="clear"/>
         </w:rPr>
@@ -1533,20 +1533,20 @@
           <w:color w:val="000000"/>
           <w:spacing w:val="0"/>
           <w:position w:val="0"/>
-          <w:sz w:val="24"/>
-          <w:u w:val="single"/>
-          <w:shd w:fill="auto" w:val="clear"/>
-        </w:rPr>
-        <w:t xml:space="preserve"> </w:t>
-      </w:r>
-      <w:r>
-        <w:rPr>
-          <w:rFonts w:ascii="Calibri" w:hAnsi="Calibri" w:cs="Calibri" w:eastAsia="Calibri"/>
-          <w:b/>
-          <w:color w:val="000000"/>
-          <w:spacing w:val="0"/>
-          <w:position w:val="0"/>
-          <w:sz w:val="24"/>
+          <w:sz w:val="22"/>
+          <w:u w:val="single"/>
+          <w:shd w:fill="auto" w:val="clear"/>
+        </w:rPr>
+        <w:t xml:space="preserve"> </w:t>
+      </w:r>
+      <w:r>
+        <w:rPr>
+          <w:rFonts w:ascii="Calibri" w:hAnsi="Calibri" w:cs="Calibri" w:eastAsia="Calibri"/>
+          <w:b/>
+          <w:color w:val="000000"/>
+          <w:spacing w:val="0"/>
+          <w:position w:val="0"/>
+          <w:sz w:val="22"/>
           <w:u w:val="single"/>
           <w:shd w:fill="auto" w:val="clear"/>
         </w:rPr>
@@ -1559,20 +1559,20 @@
           <w:color w:val="000000"/>
           <w:spacing w:val="0"/>
           <w:position w:val="0"/>
-          <w:sz w:val="24"/>
-          <w:u w:val="single"/>
-          <w:shd w:fill="auto" w:val="clear"/>
-        </w:rPr>
-        <w:t xml:space="preserve"> </w:t>
-      </w:r>
-      <w:r>
-        <w:rPr>
-          <w:rFonts w:ascii="Calibri" w:hAnsi="Calibri" w:cs="Calibri" w:eastAsia="Calibri"/>
-          <w:b/>
-          <w:color w:val="000000"/>
-          <w:spacing w:val="0"/>
-          <w:position w:val="0"/>
-          <w:sz w:val="24"/>
+          <w:sz w:val="22"/>
+          <w:u w:val="single"/>
+          <w:shd w:fill="auto" w:val="clear"/>
+        </w:rPr>
+        <w:t xml:space="preserve"> </w:t>
+      </w:r>
+      <w:r>
+        <w:rPr>
+          <w:rFonts w:ascii="Calibri" w:hAnsi="Calibri" w:cs="Calibri" w:eastAsia="Calibri"/>
+          <w:b/>
+          <w:color w:val="000000"/>
+          <w:spacing w:val="0"/>
+          <w:position w:val="0"/>
+          <w:sz w:val="22"/>
           <w:u w:val="single"/>
           <w:shd w:fill="auto" w:val="clear"/>
         </w:rPr>
@@ -1585,7 +1585,7 @@
           <w:color w:val="000000"/>
           <w:spacing w:val="0"/>
           <w:position w:val="0"/>
-          <w:sz w:val="24"/>
+          <w:sz w:val="22"/>
           <w:u w:val="single"/>
           <w:shd w:fill="auto" w:val="clear"/>
         </w:rPr>
@@ -1603,18 +1603,18 @@
           <w:color w:val="000000"/>
           <w:spacing w:val="0"/>
           <w:position w:val="0"/>
-          <w:sz w:val="24"/>
-          <w:u w:val="single"/>
-          <w:shd w:fill="auto" w:val="clear"/>
-        </w:rPr>
-      </w:pPr>
-      <w:r>
-        <w:rPr>
-          <w:rFonts w:ascii="Aptos" w:hAnsi="Aptos" w:cs="Aptos" w:eastAsia="Aptos"/>
-          <w:color w:val="000000"/>
-          <w:spacing w:val="0"/>
-          <w:position w:val="0"/>
-          <w:sz w:val="24"/>
+          <w:sz w:val="22"/>
+          <w:u w:val="single"/>
+          <w:shd w:fill="auto" w:val="clear"/>
+        </w:rPr>
+      </w:pPr>
+      <w:r>
+        <w:rPr>
+          <w:rFonts w:ascii="Aptos" w:hAnsi="Aptos" w:cs="Aptos" w:eastAsia="Aptos"/>
+          <w:color w:val="000000"/>
+          <w:spacing w:val="0"/>
+          <w:position w:val="0"/>
+          <w:sz w:val="22"/>
           <w:u w:val="single"/>
           <w:shd w:fill="auto" w:val="clear"/>
         </w:rPr>
@@ -1626,7 +1626,7 @@
           <w:color w:val="000000"/>
           <w:spacing w:val="0"/>
           <w:position w:val="0"/>
-          <w:sz w:val="24"/>
+          <w:sz w:val="22"/>
           <w:u w:val="single"/>
           <w:shd w:fill="auto" w:val="clear"/>
         </w:rPr>
@@ -1638,19 +1638,19 @@
           <w:color w:val="000000"/>
           <w:spacing w:val="0"/>
           <w:position w:val="0"/>
-          <w:sz w:val="24"/>
-          <w:u w:val="single"/>
-          <w:shd w:fill="auto" w:val="clear"/>
-        </w:rPr>
-        <w:t xml:space="preserve"> </w:t>
-      </w:r>
-      <w:r>
-        <w:rPr>
-          <w:rFonts w:ascii="Calibri" w:hAnsi="Calibri" w:cs="Calibri" w:eastAsia="Calibri"/>
-          <w:color w:val="000000"/>
-          <w:spacing w:val="0"/>
-          <w:position w:val="0"/>
-          <w:sz w:val="24"/>
+          <w:sz w:val="22"/>
+          <w:u w:val="single"/>
+          <w:shd w:fill="auto" w:val="clear"/>
+        </w:rPr>
+        <w:t xml:space="preserve"> </w:t>
+      </w:r>
+      <w:r>
+        <w:rPr>
+          <w:rFonts w:ascii="Calibri" w:hAnsi="Calibri" w:cs="Calibri" w:eastAsia="Calibri"/>
+          <w:color w:val="000000"/>
+          <w:spacing w:val="0"/>
+          <w:position w:val="0"/>
+          <w:sz w:val="22"/>
           <w:u w:val="single"/>
           <w:shd w:fill="auto" w:val="clear"/>
         </w:rPr>
@@ -1662,19 +1662,19 @@
           <w:color w:val="000000"/>
           <w:spacing w:val="0"/>
           <w:position w:val="0"/>
-          <w:sz w:val="24"/>
-          <w:u w:val="single"/>
-          <w:shd w:fill="auto" w:val="clear"/>
-        </w:rPr>
-        <w:t xml:space="preserve"> </w:t>
-      </w:r>
-      <w:r>
-        <w:rPr>
-          <w:rFonts w:ascii="Calibri" w:hAnsi="Calibri" w:cs="Calibri" w:eastAsia="Calibri"/>
-          <w:color w:val="000000"/>
-          <w:spacing w:val="0"/>
-          <w:position w:val="0"/>
-          <w:sz w:val="24"/>
+          <w:sz w:val="22"/>
+          <w:u w:val="single"/>
+          <w:shd w:fill="auto" w:val="clear"/>
+        </w:rPr>
+        <w:t xml:space="preserve"> </w:t>
+      </w:r>
+      <w:r>
+        <w:rPr>
+          <w:rFonts w:ascii="Calibri" w:hAnsi="Calibri" w:cs="Calibri" w:eastAsia="Calibri"/>
+          <w:color w:val="000000"/>
+          <w:spacing w:val="0"/>
+          <w:position w:val="0"/>
+          <w:sz w:val="22"/>
           <w:u w:val="single"/>
           <w:shd w:fill="auto" w:val="clear"/>
         </w:rPr>
@@ -1687,7 +1687,7 @@
           <w:color w:val="000000"/>
           <w:spacing w:val="0"/>
           <w:position w:val="0"/>
-          <w:sz w:val="24"/>
+          <w:sz w:val="22"/>
           <w:u w:val="single"/>
           <w:shd w:fill="auto" w:val="clear"/>
         </w:rPr>
@@ -1705,18 +1705,18 @@
           <w:color w:val="000000"/>
           <w:spacing w:val="0"/>
           <w:position w:val="0"/>
-          <w:sz w:val="24"/>
-          <w:u w:val="single"/>
-          <w:shd w:fill="auto" w:val="clear"/>
-        </w:rPr>
-      </w:pPr>
-      <w:r>
-        <w:rPr>
-          <w:rFonts w:ascii="Aptos" w:hAnsi="Aptos" w:cs="Aptos" w:eastAsia="Aptos"/>
-          <w:color w:val="000000"/>
-          <w:spacing w:val="0"/>
-          <w:position w:val="0"/>
-          <w:sz w:val="24"/>
+          <w:sz w:val="22"/>
+          <w:u w:val="single"/>
+          <w:shd w:fill="auto" w:val="clear"/>
+        </w:rPr>
+      </w:pPr>
+      <w:r>
+        <w:rPr>
+          <w:rFonts w:ascii="Aptos" w:hAnsi="Aptos" w:cs="Aptos" w:eastAsia="Aptos"/>
+          <w:color w:val="000000"/>
+          <w:spacing w:val="0"/>
+          <w:position w:val="0"/>
+          <w:sz w:val="22"/>
           <w:u w:val="single"/>
           <w:shd w:fill="auto" w:val="clear"/>
         </w:rPr>
@@ -1728,7 +1728,7 @@
           <w:color w:val="000000"/>
           <w:spacing w:val="0"/>
           <w:position w:val="0"/>
-          <w:sz w:val="24"/>
+          <w:sz w:val="22"/>
           <w:u w:val="single"/>
           <w:shd w:fill="auto" w:val="clear"/>
         </w:rPr>
@@ -1740,19 +1740,19 @@
           <w:color w:val="000000"/>
           <w:spacing w:val="0"/>
           <w:position w:val="0"/>
-          <w:sz w:val="24"/>
-          <w:u w:val="single"/>
-          <w:shd w:fill="auto" w:val="clear"/>
-        </w:rPr>
-        <w:t xml:space="preserve"> </w:t>
-      </w:r>
-      <w:r>
-        <w:rPr>
-          <w:rFonts w:ascii="Calibri" w:hAnsi="Calibri" w:cs="Calibri" w:eastAsia="Calibri"/>
-          <w:color w:val="000000"/>
-          <w:spacing w:val="0"/>
-          <w:position w:val="0"/>
-          <w:sz w:val="24"/>
+          <w:sz w:val="22"/>
+          <w:u w:val="single"/>
+          <w:shd w:fill="auto" w:val="clear"/>
+        </w:rPr>
+        <w:t xml:space="preserve"> </w:t>
+      </w:r>
+      <w:r>
+        <w:rPr>
+          <w:rFonts w:ascii="Calibri" w:hAnsi="Calibri" w:cs="Calibri" w:eastAsia="Calibri"/>
+          <w:color w:val="000000"/>
+          <w:spacing w:val="0"/>
+          <w:position w:val="0"/>
+          <w:sz w:val="22"/>
           <w:u w:val="single"/>
           <w:shd w:fill="auto" w:val="clear"/>
         </w:rPr>
@@ -1765,7 +1765,7 @@
           <w:color w:val="000000"/>
           <w:spacing w:val="0"/>
           <w:position w:val="0"/>
-          <w:sz w:val="24"/>
+          <w:sz w:val="22"/>
           <w:u w:val="single"/>
           <w:shd w:fill="auto" w:val="clear"/>
         </w:rPr>
@@ -1783,18 +1783,18 @@
           <w:color w:val="000000"/>
           <w:spacing w:val="0"/>
           <w:position w:val="0"/>
-          <w:sz w:val="24"/>
-          <w:u w:val="single"/>
-          <w:shd w:fill="auto" w:val="clear"/>
-        </w:rPr>
-      </w:pPr>
-      <w:r>
-        <w:rPr>
-          <w:rFonts w:ascii="Aptos" w:hAnsi="Aptos" w:cs="Aptos" w:eastAsia="Aptos"/>
-          <w:color w:val="000000"/>
-          <w:spacing w:val="0"/>
-          <w:position w:val="0"/>
-          <w:sz w:val="24"/>
+          <w:sz w:val="22"/>
+          <w:u w:val="single"/>
+          <w:shd w:fill="auto" w:val="clear"/>
+        </w:rPr>
+      </w:pPr>
+      <w:r>
+        <w:rPr>
+          <w:rFonts w:ascii="Aptos" w:hAnsi="Aptos" w:cs="Aptos" w:eastAsia="Aptos"/>
+          <w:color w:val="000000"/>
+          <w:spacing w:val="0"/>
+          <w:position w:val="0"/>
+          <w:sz w:val="22"/>
           <w:u w:val="single"/>
           <w:shd w:fill="auto" w:val="clear"/>
         </w:rPr>
@@ -1806,7 +1806,7 @@
           <w:color w:val="000000"/>
           <w:spacing w:val="0"/>
           <w:position w:val="0"/>
-          <w:sz w:val="24"/>
+          <w:sz w:val="22"/>
           <w:u w:val="single"/>
           <w:shd w:fill="auto" w:val="clear"/>
         </w:rPr>
@@ -1818,19 +1818,19 @@
           <w:color w:val="000000"/>
           <w:spacing w:val="0"/>
           <w:position w:val="0"/>
-          <w:sz w:val="24"/>
-          <w:u w:val="single"/>
-          <w:shd w:fill="auto" w:val="clear"/>
-        </w:rPr>
-        <w:t xml:space="preserve"> </w:t>
-      </w:r>
-      <w:r>
-        <w:rPr>
-          <w:rFonts w:ascii="Calibri" w:hAnsi="Calibri" w:cs="Calibri" w:eastAsia="Calibri"/>
-          <w:color w:val="000000"/>
-          <w:spacing w:val="0"/>
-          <w:position w:val="0"/>
-          <w:sz w:val="24"/>
+          <w:sz w:val="22"/>
+          <w:u w:val="single"/>
+          <w:shd w:fill="auto" w:val="clear"/>
+        </w:rPr>
+        <w:t xml:space="preserve"> </w:t>
+      </w:r>
+      <w:r>
+        <w:rPr>
+          <w:rFonts w:ascii="Calibri" w:hAnsi="Calibri" w:cs="Calibri" w:eastAsia="Calibri"/>
+          <w:color w:val="000000"/>
+          <w:spacing w:val="0"/>
+          <w:position w:val="0"/>
+          <w:sz w:val="22"/>
           <w:u w:val="single"/>
           <w:shd w:fill="auto" w:val="clear"/>
         </w:rPr>
@@ -1843,7 +1843,7 @@
           <w:color w:val="000000"/>
           <w:spacing w:val="0"/>
           <w:position w:val="0"/>
-          <w:sz w:val="24"/>
+          <w:sz w:val="22"/>
           <w:u w:val="single"/>
           <w:shd w:fill="auto" w:val="clear"/>
         </w:rPr>
@@ -1865,19 +1865,19 @@
           <w:color w:val="000000"/>
           <w:spacing w:val="0"/>
           <w:position w:val="0"/>
-          <w:sz w:val="24"/>
-          <w:u w:val="single"/>
-          <w:shd w:fill="auto" w:val="clear"/>
-        </w:rPr>
-      </w:pPr>
-      <w:r>
-        <w:rPr>
-          <w:rFonts w:ascii="Calibri" w:hAnsi="Calibri" w:cs="Calibri" w:eastAsia="Calibri"/>
-          <w:b/>
-          <w:color w:val="000000"/>
-          <w:spacing w:val="0"/>
-          <w:position w:val="0"/>
-          <w:sz w:val="24"/>
+          <w:sz w:val="22"/>
+          <w:u w:val="single"/>
+          <w:shd w:fill="auto" w:val="clear"/>
+        </w:rPr>
+      </w:pPr>
+      <w:r>
+        <w:rPr>
+          <w:rFonts w:ascii="Calibri" w:hAnsi="Calibri" w:cs="Calibri" w:eastAsia="Calibri"/>
+          <w:b/>
+          <w:color w:val="000000"/>
+          <w:spacing w:val="0"/>
+          <w:position w:val="0"/>
+          <w:sz w:val="22"/>
           <w:u w:val="single"/>
           <w:shd w:fill="auto" w:val="clear"/>
         </w:rPr>
@@ -1890,20 +1890,20 @@
           <w:color w:val="000000"/>
           <w:spacing w:val="0"/>
           <w:position w:val="0"/>
-          <w:sz w:val="24"/>
-          <w:u w:val="single"/>
-          <w:shd w:fill="auto" w:val="clear"/>
-        </w:rPr>
-        <w:t xml:space="preserve"> </w:t>
-      </w:r>
-      <w:r>
-        <w:rPr>
-          <w:rFonts w:ascii="Calibri" w:hAnsi="Calibri" w:cs="Calibri" w:eastAsia="Calibri"/>
-          <w:b/>
-          <w:color w:val="000000"/>
-          <w:spacing w:val="0"/>
-          <w:position w:val="0"/>
-          <w:sz w:val="24"/>
+          <w:sz w:val="22"/>
+          <w:u w:val="single"/>
+          <w:shd w:fill="auto" w:val="clear"/>
+        </w:rPr>
+        <w:t xml:space="preserve"> </w:t>
+      </w:r>
+      <w:r>
+        <w:rPr>
+          <w:rFonts w:ascii="Calibri" w:hAnsi="Calibri" w:cs="Calibri" w:eastAsia="Calibri"/>
+          <w:b/>
+          <w:color w:val="000000"/>
+          <w:spacing w:val="0"/>
+          <w:position w:val="0"/>
+          <w:sz w:val="22"/>
           <w:u w:val="single"/>
           <w:shd w:fill="auto" w:val="clear"/>
         </w:rPr>
@@ -1916,7 +1916,7 @@
           <w:color w:val="000000"/>
           <w:spacing w:val="0"/>
           <w:position w:val="0"/>
-          <w:sz w:val="24"/>
+          <w:sz w:val="22"/>
           <w:u w:val="single"/>
           <w:shd w:fill="auto" w:val="clear"/>
         </w:rPr>
@@ -1938,19 +1938,19 @@
           <w:color w:val="000000"/>
           <w:spacing w:val="0"/>
           <w:position w:val="0"/>
-          <w:sz w:val="24"/>
-          <w:u w:val="single"/>
-          <w:shd w:fill="auto" w:val="clear"/>
-        </w:rPr>
-      </w:pPr>
-      <w:r>
-        <w:rPr>
-          <w:rFonts w:ascii="Calibri" w:hAnsi="Calibri" w:cs="Calibri" w:eastAsia="Calibri"/>
-          <w:b/>
-          <w:color w:val="000000"/>
-          <w:spacing w:val="0"/>
-          <w:position w:val="0"/>
-          <w:sz w:val="24"/>
+          <w:sz w:val="22"/>
+          <w:u w:val="single"/>
+          <w:shd w:fill="auto" w:val="clear"/>
+        </w:rPr>
+      </w:pPr>
+      <w:r>
+        <w:rPr>
+          <w:rFonts w:ascii="Calibri" w:hAnsi="Calibri" w:cs="Calibri" w:eastAsia="Calibri"/>
+          <w:b/>
+          <w:color w:val="000000"/>
+          <w:spacing w:val="0"/>
+          <w:position w:val="0"/>
+          <w:sz w:val="22"/>
           <w:u w:val="single"/>
           <w:shd w:fill="auto" w:val="clear"/>
         </w:rPr>
@@ -1963,20 +1963,20 @@
           <w:color w:val="000000"/>
           <w:spacing w:val="0"/>
           <w:position w:val="0"/>
-          <w:sz w:val="24"/>
-          <w:u w:val="single"/>
-          <w:shd w:fill="auto" w:val="clear"/>
-        </w:rPr>
-        <w:t xml:space="preserve"> </w:t>
-      </w:r>
-      <w:r>
-        <w:rPr>
-          <w:rFonts w:ascii="Calibri" w:hAnsi="Calibri" w:cs="Calibri" w:eastAsia="Calibri"/>
-          <w:b/>
-          <w:color w:val="000000"/>
-          <w:spacing w:val="0"/>
-          <w:position w:val="0"/>
-          <w:sz w:val="24"/>
+          <w:sz w:val="22"/>
+          <w:u w:val="single"/>
+          <w:shd w:fill="auto" w:val="clear"/>
+        </w:rPr>
+        <w:t xml:space="preserve"> </w:t>
+      </w:r>
+      <w:r>
+        <w:rPr>
+          <w:rFonts w:ascii="Calibri" w:hAnsi="Calibri" w:cs="Calibri" w:eastAsia="Calibri"/>
+          <w:b/>
+          <w:color w:val="000000"/>
+          <w:spacing w:val="0"/>
+          <w:position w:val="0"/>
+          <w:sz w:val="22"/>
           <w:u w:val="single"/>
           <w:shd w:fill="auto" w:val="clear"/>
         </w:rPr>
@@ -1989,20 +1989,20 @@
           <w:color w:val="000000"/>
           <w:spacing w:val="0"/>
           <w:position w:val="0"/>
-          <w:sz w:val="24"/>
-          <w:u w:val="single"/>
-          <w:shd w:fill="auto" w:val="clear"/>
-        </w:rPr>
-        <w:t xml:space="preserve"> </w:t>
-      </w:r>
-      <w:r>
-        <w:rPr>
-          <w:rFonts w:ascii="Calibri" w:hAnsi="Calibri" w:cs="Calibri" w:eastAsia="Calibri"/>
-          <w:b/>
-          <w:color w:val="000000"/>
-          <w:spacing w:val="0"/>
-          <w:position w:val="0"/>
-          <w:sz w:val="24"/>
+          <w:sz w:val="22"/>
+          <w:u w:val="single"/>
+          <w:shd w:fill="auto" w:val="clear"/>
+        </w:rPr>
+        <w:t xml:space="preserve"> </w:t>
+      </w:r>
+      <w:r>
+        <w:rPr>
+          <w:rFonts w:ascii="Calibri" w:hAnsi="Calibri" w:cs="Calibri" w:eastAsia="Calibri"/>
+          <w:b/>
+          <w:color w:val="000000"/>
+          <w:spacing w:val="0"/>
+          <w:position w:val="0"/>
+          <w:sz w:val="22"/>
           <w:u w:val="single"/>
           <w:shd w:fill="auto" w:val="clear"/>
         </w:rPr>
@@ -2015,7 +2015,7 @@
           <w:color w:val="000000"/>
           <w:spacing w:val="0"/>
           <w:position w:val="0"/>
-          <w:sz w:val="24"/>
+          <w:sz w:val="22"/>
           <w:u w:val="single"/>
           <w:shd w:fill="auto" w:val="clear"/>
         </w:rPr>
@@ -2217,19 +2217,19 @@
           <w:color w:val="000000"/>
           <w:spacing w:val="0"/>
           <w:position w:val="0"/>
-          <w:sz w:val="32"/>
-          <w:u w:val="single"/>
-          <w:shd w:fill="auto" w:val="clear"/>
-        </w:rPr>
-      </w:pPr>
-      <w:r>
-        <w:rPr>
-          <w:rFonts w:ascii="Calibri" w:hAnsi="Calibri" w:cs="Calibri" w:eastAsia="Calibri"/>
-          <w:b/>
-          <w:color w:val="000000"/>
-          <w:spacing w:val="0"/>
-          <w:position w:val="0"/>
-          <w:sz w:val="32"/>
+          <w:sz w:val="44"/>
+          <w:u w:val="single"/>
+          <w:shd w:fill="auto" w:val="clear"/>
+        </w:rPr>
+      </w:pPr>
+      <w:r>
+        <w:rPr>
+          <w:rFonts w:ascii="Calibri" w:hAnsi="Calibri" w:cs="Calibri" w:eastAsia="Calibri"/>
+          <w:b/>
+          <w:color w:val="000000"/>
+          <w:spacing w:val="0"/>
+          <w:position w:val="0"/>
+          <w:sz w:val="52"/>
           <w:u w:val="single"/>
           <w:shd w:fill="auto" w:val="clear"/>
         </w:rPr>
@@ -2242,20 +2242,20 @@
           <w:color w:val="000000"/>
           <w:spacing w:val="0"/>
           <w:position w:val="0"/>
-          <w:sz w:val="32"/>
-          <w:u w:val="single"/>
-          <w:shd w:fill="auto" w:val="clear"/>
-        </w:rPr>
-        <w:t xml:space="preserve"> </w:t>
-      </w:r>
-      <w:r>
-        <w:rPr>
-          <w:rFonts w:ascii="Calibri" w:hAnsi="Calibri" w:cs="Calibri" w:eastAsia="Calibri"/>
-          <w:b/>
-          <w:color w:val="000000"/>
-          <w:spacing w:val="0"/>
-          <w:position w:val="0"/>
-          <w:sz w:val="32"/>
+          <w:sz w:val="52"/>
+          <w:u w:val="single"/>
+          <w:shd w:fill="auto" w:val="clear"/>
+        </w:rPr>
+        <w:t xml:space="preserve"> </w:t>
+      </w:r>
+      <w:r>
+        <w:rPr>
+          <w:rFonts w:ascii="Calibri" w:hAnsi="Calibri" w:cs="Calibri" w:eastAsia="Calibri"/>
+          <w:b/>
+          <w:color w:val="000000"/>
+          <w:spacing w:val="0"/>
+          <w:position w:val="0"/>
+          <w:sz w:val="52"/>
           <w:u w:val="single"/>
           <w:shd w:fill="auto" w:val="clear"/>
         </w:rPr>
@@ -2272,18 +2272,18 @@
           <w:color w:val="auto"/>
           <w:spacing w:val="0"/>
           <w:position w:val="0"/>
-          <w:sz w:val="24"/>
-          <w:shd w:fill="auto" w:val="clear"/>
-        </w:rPr>
-      </w:pPr>
-      <w:r>
-        <w:rPr>
-          <w:rFonts w:ascii="Calibri" w:hAnsi="Calibri" w:cs="Calibri" w:eastAsia="Calibri"/>
-          <w:b/>
-          <w:color w:val="auto"/>
-          <w:spacing w:val="0"/>
-          <w:position w:val="0"/>
-          <w:sz w:val="24"/>
+          <w:sz w:val="36"/>
+          <w:shd w:fill="auto" w:val="clear"/>
+        </w:rPr>
+      </w:pPr>
+      <w:r>
+        <w:rPr>
+          <w:rFonts w:ascii="Calibri" w:hAnsi="Calibri" w:cs="Calibri" w:eastAsia="Calibri"/>
+          <w:b/>
+          <w:color w:val="auto"/>
+          <w:spacing w:val="0"/>
+          <w:position w:val="0"/>
+          <w:sz w:val="36"/>
           <w:shd w:fill="auto" w:val="clear"/>
         </w:rPr>
         <w:t xml:space="preserve">Название</w:t>
@@ -2294,7 +2294,7 @@
           <w:color w:val="auto"/>
           <w:spacing w:val="0"/>
           <w:position w:val="0"/>
-          <w:sz w:val="24"/>
+          <w:sz w:val="36"/>
           <w:shd w:fill="auto" w:val="clear"/>
         </w:rPr>
         <w:t xml:space="preserve">: </w:t>
@@ -2305,7 +2305,7 @@
           <w:color w:val="auto"/>
           <w:spacing w:val="0"/>
           <w:position w:val="0"/>
-          <w:sz w:val="24"/>
+          <w:sz w:val="36"/>
           <w:shd w:fill="auto" w:val="clear"/>
         </w:rPr>
         <w:t xml:space="preserve">Список</w:t>
@@ -2316,18 +2316,18 @@
           <w:color w:val="auto"/>
           <w:spacing w:val="0"/>
           <w:position w:val="0"/>
-          <w:sz w:val="24"/>
-          <w:shd w:fill="auto" w:val="clear"/>
-        </w:rPr>
-        <w:t xml:space="preserve"> </w:t>
-      </w:r>
-      <w:r>
-        <w:rPr>
-          <w:rFonts w:ascii="Calibri" w:hAnsi="Calibri" w:cs="Calibri" w:eastAsia="Calibri"/>
-          <w:color w:val="auto"/>
-          <w:spacing w:val="0"/>
-          <w:position w:val="0"/>
-          <w:sz w:val="24"/>
+          <w:sz w:val="36"/>
+          <w:shd w:fill="auto" w:val="clear"/>
+        </w:rPr>
+        <w:t xml:space="preserve"> </w:t>
+      </w:r>
+      <w:r>
+        <w:rPr>
+          <w:rFonts w:ascii="Calibri" w:hAnsi="Calibri" w:cs="Calibri" w:eastAsia="Calibri"/>
+          <w:color w:val="auto"/>
+          <w:spacing w:val="0"/>
+          <w:position w:val="0"/>
+          <w:sz w:val="36"/>
           <w:shd w:fill="auto" w:val="clear"/>
         </w:rPr>
         <w:t xml:space="preserve">покупок</w:t>
@@ -2343,18 +2343,18 @@
           <w:color w:val="auto"/>
           <w:spacing w:val="0"/>
           <w:position w:val="0"/>
-          <w:sz w:val="24"/>
-          <w:shd w:fill="auto" w:val="clear"/>
-        </w:rPr>
-      </w:pPr>
-      <w:r>
-        <w:rPr>
-          <w:rFonts w:ascii="Calibri" w:hAnsi="Calibri" w:cs="Calibri" w:eastAsia="Calibri"/>
-          <w:b/>
-          <w:color w:val="auto"/>
-          <w:spacing w:val="0"/>
-          <w:position w:val="0"/>
-          <w:sz w:val="24"/>
+          <w:sz w:val="36"/>
+          <w:shd w:fill="auto" w:val="clear"/>
+        </w:rPr>
+      </w:pPr>
+      <w:r>
+        <w:rPr>
+          <w:rFonts w:ascii="Calibri" w:hAnsi="Calibri" w:cs="Calibri" w:eastAsia="Calibri"/>
+          <w:b/>
+          <w:color w:val="auto"/>
+          <w:spacing w:val="0"/>
+          <w:position w:val="0"/>
+          <w:sz w:val="36"/>
           <w:shd w:fill="auto" w:val="clear"/>
         </w:rPr>
         <w:t xml:space="preserve">Категория</w:t>
@@ -2365,7 +2365,7 @@
           <w:color w:val="auto"/>
           <w:spacing w:val="0"/>
           <w:position w:val="0"/>
-          <w:sz w:val="24"/>
+          <w:sz w:val="36"/>
           <w:shd w:fill="auto" w:val="clear"/>
         </w:rPr>
         <w:t xml:space="preserve">: </w:t>
@@ -2376,7 +2376,7 @@
           <w:color w:val="auto"/>
           <w:spacing w:val="0"/>
           <w:position w:val="0"/>
-          <w:sz w:val="24"/>
+          <w:sz w:val="36"/>
           <w:shd w:fill="auto" w:val="clear"/>
         </w:rPr>
         <w:t xml:space="preserve">Приложение</w:t>
@@ -2387,18 +2387,18 @@
           <w:color w:val="auto"/>
           <w:spacing w:val="0"/>
           <w:position w:val="0"/>
-          <w:sz w:val="24"/>
-          <w:shd w:fill="auto" w:val="clear"/>
-        </w:rPr>
-        <w:t xml:space="preserve"> </w:t>
-      </w:r>
-      <w:r>
-        <w:rPr>
-          <w:rFonts w:ascii="Calibri" w:hAnsi="Calibri" w:cs="Calibri" w:eastAsia="Calibri"/>
-          <w:color w:val="auto"/>
-          <w:spacing w:val="0"/>
-          <w:position w:val="0"/>
-          <w:sz w:val="24"/>
+          <w:sz w:val="36"/>
+          <w:shd w:fill="auto" w:val="clear"/>
+        </w:rPr>
+        <w:t xml:space="preserve"> </w:t>
+      </w:r>
+      <w:r>
+        <w:rPr>
+          <w:rFonts w:ascii="Calibri" w:hAnsi="Calibri" w:cs="Calibri" w:eastAsia="Calibri"/>
+          <w:color w:val="auto"/>
+          <w:spacing w:val="0"/>
+          <w:position w:val="0"/>
+          <w:sz w:val="36"/>
           <w:shd w:fill="auto" w:val="clear"/>
         </w:rPr>
         <w:t xml:space="preserve">для</w:t>
@@ -2409,18 +2409,18 @@
           <w:color w:val="auto"/>
           <w:spacing w:val="0"/>
           <w:position w:val="0"/>
-          <w:sz w:val="24"/>
-          <w:shd w:fill="auto" w:val="clear"/>
-        </w:rPr>
-        <w:t xml:space="preserve"> </w:t>
-      </w:r>
-      <w:r>
-        <w:rPr>
-          <w:rFonts w:ascii="Calibri" w:hAnsi="Calibri" w:cs="Calibri" w:eastAsia="Calibri"/>
-          <w:color w:val="auto"/>
-          <w:spacing w:val="0"/>
-          <w:position w:val="0"/>
-          <w:sz w:val="24"/>
+          <w:sz w:val="36"/>
+          <w:shd w:fill="auto" w:val="clear"/>
+        </w:rPr>
+        <w:t xml:space="preserve"> </w:t>
+      </w:r>
+      <w:r>
+        <w:rPr>
+          <w:rFonts w:ascii="Calibri" w:hAnsi="Calibri" w:cs="Calibri" w:eastAsia="Calibri"/>
+          <w:color w:val="auto"/>
+          <w:spacing w:val="0"/>
+          <w:position w:val="0"/>
+          <w:sz w:val="36"/>
           <w:shd w:fill="auto" w:val="clear"/>
         </w:rPr>
         <w:t xml:space="preserve">управления</w:t>
@@ -2431,18 +2431,18 @@
           <w:color w:val="auto"/>
           <w:spacing w:val="0"/>
           <w:position w:val="0"/>
-          <w:sz w:val="24"/>
-          <w:shd w:fill="auto" w:val="clear"/>
-        </w:rPr>
-        <w:t xml:space="preserve"> </w:t>
-      </w:r>
-      <w:r>
-        <w:rPr>
-          <w:rFonts w:ascii="Calibri" w:hAnsi="Calibri" w:cs="Calibri" w:eastAsia="Calibri"/>
-          <w:color w:val="auto"/>
-          <w:spacing w:val="0"/>
-          <w:position w:val="0"/>
-          <w:sz w:val="24"/>
+          <w:sz w:val="36"/>
+          <w:shd w:fill="auto" w:val="clear"/>
+        </w:rPr>
+        <w:t xml:space="preserve"> </w:t>
+      </w:r>
+      <w:r>
+        <w:rPr>
+          <w:rFonts w:ascii="Calibri" w:hAnsi="Calibri" w:cs="Calibri" w:eastAsia="Calibri"/>
+          <w:color w:val="auto"/>
+          <w:spacing w:val="0"/>
+          <w:position w:val="0"/>
+          <w:sz w:val="36"/>
           <w:shd w:fill="auto" w:val="clear"/>
         </w:rPr>
         <w:t xml:space="preserve">покупками</w:t>
@@ -2458,18 +2458,18 @@
           <w:color w:val="auto"/>
           <w:spacing w:val="0"/>
           <w:position w:val="0"/>
-          <w:sz w:val="24"/>
-          <w:shd w:fill="auto" w:val="clear"/>
-        </w:rPr>
-      </w:pPr>
-      <w:r>
-        <w:rPr>
-          <w:rFonts w:ascii="Calibri" w:hAnsi="Calibri" w:cs="Calibri" w:eastAsia="Calibri"/>
-          <w:b/>
-          <w:color w:val="auto"/>
-          <w:spacing w:val="0"/>
-          <w:position w:val="0"/>
-          <w:sz w:val="24"/>
+          <w:sz w:val="36"/>
+          <w:shd w:fill="auto" w:val="clear"/>
+        </w:rPr>
+      </w:pPr>
+      <w:r>
+        <w:rPr>
+          <w:rFonts w:ascii="Calibri" w:hAnsi="Calibri" w:cs="Calibri" w:eastAsia="Calibri"/>
+          <w:b/>
+          <w:color w:val="auto"/>
+          <w:spacing w:val="0"/>
+          <w:position w:val="0"/>
+          <w:sz w:val="36"/>
           <w:shd w:fill="auto" w:val="clear"/>
         </w:rPr>
         <w:t xml:space="preserve">Тип</w:t>
@@ -2481,19 +2481,19 @@
           <w:color w:val="auto"/>
           <w:spacing w:val="0"/>
           <w:position w:val="0"/>
-          <w:sz w:val="24"/>
-          <w:shd w:fill="auto" w:val="clear"/>
-        </w:rPr>
-        <w:t xml:space="preserve"> </w:t>
-      </w:r>
-      <w:r>
-        <w:rPr>
-          <w:rFonts w:ascii="Calibri" w:hAnsi="Calibri" w:cs="Calibri" w:eastAsia="Calibri"/>
-          <w:b/>
-          <w:color w:val="auto"/>
-          <w:spacing w:val="0"/>
-          <w:position w:val="0"/>
-          <w:sz w:val="24"/>
+          <w:sz w:val="36"/>
+          <w:shd w:fill="auto" w:val="clear"/>
+        </w:rPr>
+        <w:t xml:space="preserve"> </w:t>
+      </w:r>
+      <w:r>
+        <w:rPr>
+          <w:rFonts w:ascii="Calibri" w:hAnsi="Calibri" w:cs="Calibri" w:eastAsia="Calibri"/>
+          <w:b/>
+          <w:color w:val="auto"/>
+          <w:spacing w:val="0"/>
+          <w:position w:val="0"/>
+          <w:sz w:val="36"/>
           <w:shd w:fill="auto" w:val="clear"/>
         </w:rPr>
         <w:t xml:space="preserve">приложения</w:t>
@@ -2504,7 +2504,7 @@
           <w:color w:val="auto"/>
           <w:spacing w:val="0"/>
           <w:position w:val="0"/>
-          <w:sz w:val="24"/>
+          <w:sz w:val="36"/>
           <w:shd w:fill="auto" w:val="clear"/>
         </w:rPr>
         <w:t xml:space="preserve">: PC</w:t>
@@ -2520,18 +2520,18 @@
           <w:color w:val="auto"/>
           <w:spacing w:val="0"/>
           <w:position w:val="0"/>
-          <w:sz w:val="24"/>
-          <w:shd w:fill="auto" w:val="clear"/>
-        </w:rPr>
-      </w:pPr>
-      <w:r>
-        <w:rPr>
-          <w:rFonts w:ascii="Calibri" w:hAnsi="Calibri" w:cs="Calibri" w:eastAsia="Calibri"/>
-          <w:b/>
-          <w:color w:val="auto"/>
-          <w:spacing w:val="0"/>
-          <w:position w:val="0"/>
-          <w:sz w:val="24"/>
+          <w:sz w:val="36"/>
+          <w:shd w:fill="auto" w:val="clear"/>
+        </w:rPr>
+      </w:pPr>
+      <w:r>
+        <w:rPr>
+          <w:rFonts w:ascii="Calibri" w:hAnsi="Calibri" w:cs="Calibri" w:eastAsia="Calibri"/>
+          <w:b/>
+          <w:color w:val="auto"/>
+          <w:spacing w:val="0"/>
+          <w:position w:val="0"/>
+          <w:sz w:val="36"/>
           <w:shd w:fill="auto" w:val="clear"/>
         </w:rPr>
         <w:t xml:space="preserve">Целевая</w:t>
@@ -2543,19 +2543,19 @@
           <w:color w:val="auto"/>
           <w:spacing w:val="0"/>
           <w:position w:val="0"/>
-          <w:sz w:val="24"/>
-          <w:shd w:fill="auto" w:val="clear"/>
-        </w:rPr>
-        <w:t xml:space="preserve"> </w:t>
-      </w:r>
-      <w:r>
-        <w:rPr>
-          <w:rFonts w:ascii="Calibri" w:hAnsi="Calibri" w:cs="Calibri" w:eastAsia="Calibri"/>
-          <w:b/>
-          <w:color w:val="auto"/>
-          <w:spacing w:val="0"/>
-          <w:position w:val="0"/>
-          <w:sz w:val="24"/>
+          <w:sz w:val="36"/>
+          <w:shd w:fill="auto" w:val="clear"/>
+        </w:rPr>
+        <w:t xml:space="preserve"> </w:t>
+      </w:r>
+      <w:r>
+        <w:rPr>
+          <w:rFonts w:ascii="Calibri" w:hAnsi="Calibri" w:cs="Calibri" w:eastAsia="Calibri"/>
+          <w:b/>
+          <w:color w:val="auto"/>
+          <w:spacing w:val="0"/>
+          <w:position w:val="0"/>
+          <w:sz w:val="36"/>
           <w:shd w:fill="auto" w:val="clear"/>
         </w:rPr>
         <w:t xml:space="preserve">аудитория</w:t>
@@ -2566,7 +2566,7 @@
           <w:color w:val="auto"/>
           <w:spacing w:val="0"/>
           <w:position w:val="0"/>
-          <w:sz w:val="24"/>
+          <w:sz w:val="36"/>
           <w:shd w:fill="auto" w:val="clear"/>
         </w:rPr>
         <w:t xml:space="preserve">: </w:t>
@@ -2577,7 +2577,7 @@
           <w:color w:val="auto"/>
           <w:spacing w:val="0"/>
           <w:position w:val="0"/>
-          <w:sz w:val="24"/>
+          <w:sz w:val="36"/>
           <w:shd w:fill="auto" w:val="clear"/>
         </w:rPr>
         <w:t xml:space="preserve">Любой</w:t>
@@ -2588,18 +2588,18 @@
           <w:color w:val="auto"/>
           <w:spacing w:val="0"/>
           <w:position w:val="0"/>
-          <w:sz w:val="24"/>
-          <w:shd w:fill="auto" w:val="clear"/>
-        </w:rPr>
-        <w:t xml:space="preserve"> </w:t>
-      </w:r>
-      <w:r>
-        <w:rPr>
-          <w:rFonts w:ascii="Calibri" w:hAnsi="Calibri" w:cs="Calibri" w:eastAsia="Calibri"/>
-          <w:color w:val="auto"/>
-          <w:spacing w:val="0"/>
-          <w:position w:val="0"/>
-          <w:sz w:val="24"/>
+          <w:sz w:val="36"/>
+          <w:shd w:fill="auto" w:val="clear"/>
+        </w:rPr>
+        <w:t xml:space="preserve"> </w:t>
+      </w:r>
+      <w:r>
+        <w:rPr>
+          <w:rFonts w:ascii="Calibri" w:hAnsi="Calibri" w:cs="Calibri" w:eastAsia="Calibri"/>
+          <w:color w:val="auto"/>
+          <w:spacing w:val="0"/>
+          <w:position w:val="0"/>
+          <w:sz w:val="36"/>
           <w:shd w:fill="auto" w:val="clear"/>
         </w:rPr>
         <w:t xml:space="preserve">возраст</w:t>
@@ -2610,7 +2610,7 @@
           <w:color w:val="auto"/>
           <w:spacing w:val="0"/>
           <w:position w:val="0"/>
-          <w:sz w:val="24"/>
+          <w:sz w:val="36"/>
           <w:shd w:fill="auto" w:val="clear"/>
         </w:rPr>
         <w:t xml:space="preserve">. </w:t>
@@ -2621,7 +2621,7 @@
           <w:color w:val="auto"/>
           <w:spacing w:val="0"/>
           <w:position w:val="0"/>
-          <w:sz w:val="24"/>
+          <w:sz w:val="36"/>
           <w:shd w:fill="auto" w:val="clear"/>
         </w:rPr>
         <w:t xml:space="preserve">Пользователи</w:t>
@@ -2632,7 +2632,7 @@
           <w:color w:val="auto"/>
           <w:spacing w:val="0"/>
           <w:position w:val="0"/>
-          <w:sz w:val="24"/>
+          <w:sz w:val="36"/>
           <w:shd w:fill="auto" w:val="clear"/>
         </w:rPr>
         <w:t xml:space="preserve">, </w:t>
@@ -2643,7 +2643,7 @@
           <w:color w:val="auto"/>
           <w:spacing w:val="0"/>
           <w:position w:val="0"/>
-          <w:sz w:val="24"/>
+          <w:sz w:val="36"/>
           <w:shd w:fill="auto" w:val="clear"/>
         </w:rPr>
         <w:t xml:space="preserve">посещающие</w:t>
@@ -2654,18 +2654,18 @@
           <w:color w:val="auto"/>
           <w:spacing w:val="0"/>
           <w:position w:val="0"/>
-          <w:sz w:val="24"/>
-          <w:shd w:fill="auto" w:val="clear"/>
-        </w:rPr>
-        <w:t xml:space="preserve"> </w:t>
-      </w:r>
-      <w:r>
-        <w:rPr>
-          <w:rFonts w:ascii="Calibri" w:hAnsi="Calibri" w:cs="Calibri" w:eastAsia="Calibri"/>
-          <w:color w:val="auto"/>
-          <w:spacing w:val="0"/>
-          <w:position w:val="0"/>
-          <w:sz w:val="24"/>
+          <w:sz w:val="36"/>
+          <w:shd w:fill="auto" w:val="clear"/>
+        </w:rPr>
+        <w:t xml:space="preserve"> </w:t>
+      </w:r>
+      <w:r>
+        <w:rPr>
+          <w:rFonts w:ascii="Calibri" w:hAnsi="Calibri" w:cs="Calibri" w:eastAsia="Calibri"/>
+          <w:color w:val="auto"/>
+          <w:spacing w:val="0"/>
+          <w:position w:val="0"/>
+          <w:sz w:val="36"/>
           <w:shd w:fill="auto" w:val="clear"/>
         </w:rPr>
         <w:t xml:space="preserve">любые</w:t>
@@ -2676,18 +2676,18 @@
           <w:color w:val="auto"/>
           <w:spacing w:val="0"/>
           <w:position w:val="0"/>
-          <w:sz w:val="24"/>
-          <w:shd w:fill="auto" w:val="clear"/>
-        </w:rPr>
-        <w:t xml:space="preserve"> </w:t>
-      </w:r>
-      <w:r>
-        <w:rPr>
-          <w:rFonts w:ascii="Calibri" w:hAnsi="Calibri" w:cs="Calibri" w:eastAsia="Calibri"/>
-          <w:color w:val="auto"/>
-          <w:spacing w:val="0"/>
-          <w:position w:val="0"/>
-          <w:sz w:val="24"/>
+          <w:sz w:val="36"/>
+          <w:shd w:fill="auto" w:val="clear"/>
+        </w:rPr>
+        <w:t xml:space="preserve"> </w:t>
+      </w:r>
+      <w:r>
+        <w:rPr>
+          <w:rFonts w:ascii="Calibri" w:hAnsi="Calibri" w:cs="Calibri" w:eastAsia="Calibri"/>
+          <w:color w:val="auto"/>
+          <w:spacing w:val="0"/>
+          <w:position w:val="0"/>
+          <w:sz w:val="36"/>
           <w:shd w:fill="auto" w:val="clear"/>
         </w:rPr>
         <w:t xml:space="preserve">магазины</w:t>
@@ -2698,7 +2698,7 @@
           <w:color w:val="auto"/>
           <w:spacing w:val="0"/>
           <w:position w:val="0"/>
-          <w:sz w:val="24"/>
+          <w:sz w:val="36"/>
           <w:shd w:fill="auto" w:val="clear"/>
         </w:rPr>
         <w:t xml:space="preserve">, </w:t>
@@ -2709,7 +2709,7 @@
           <w:color w:val="auto"/>
           <w:spacing w:val="0"/>
           <w:position w:val="0"/>
-          <w:sz w:val="24"/>
+          <w:sz w:val="36"/>
           <w:shd w:fill="auto" w:val="clear"/>
         </w:rPr>
         <w:t xml:space="preserve">занимаются</w:t>
@@ -2720,18 +2720,18 @@
           <w:color w:val="auto"/>
           <w:spacing w:val="0"/>
           <w:position w:val="0"/>
-          <w:sz w:val="24"/>
-          <w:shd w:fill="auto" w:val="clear"/>
-        </w:rPr>
-        <w:t xml:space="preserve"> </w:t>
-      </w:r>
-      <w:r>
-        <w:rPr>
-          <w:rFonts w:ascii="Calibri" w:hAnsi="Calibri" w:cs="Calibri" w:eastAsia="Calibri"/>
-          <w:color w:val="auto"/>
-          <w:spacing w:val="0"/>
-          <w:position w:val="0"/>
-          <w:sz w:val="24"/>
+          <w:sz w:val="36"/>
+          <w:shd w:fill="auto" w:val="clear"/>
+        </w:rPr>
+        <w:t xml:space="preserve"> </w:t>
+      </w:r>
+      <w:r>
+        <w:rPr>
+          <w:rFonts w:ascii="Calibri" w:hAnsi="Calibri" w:cs="Calibri" w:eastAsia="Calibri"/>
+          <w:color w:val="auto"/>
+          <w:spacing w:val="0"/>
+          <w:position w:val="0"/>
+          <w:sz w:val="36"/>
           <w:shd w:fill="auto" w:val="clear"/>
         </w:rPr>
         <w:t xml:space="preserve">оптовыми</w:t>
@@ -2742,18 +2742,18 @@
           <w:color w:val="auto"/>
           <w:spacing w:val="0"/>
           <w:position w:val="0"/>
-          <w:sz w:val="24"/>
-          <w:shd w:fill="auto" w:val="clear"/>
-        </w:rPr>
-        <w:t xml:space="preserve"> </w:t>
-      </w:r>
-      <w:r>
-        <w:rPr>
-          <w:rFonts w:ascii="Calibri" w:hAnsi="Calibri" w:cs="Calibri" w:eastAsia="Calibri"/>
-          <w:color w:val="auto"/>
-          <w:spacing w:val="0"/>
-          <w:position w:val="0"/>
-          <w:sz w:val="24"/>
+          <w:sz w:val="36"/>
+          <w:shd w:fill="auto" w:val="clear"/>
+        </w:rPr>
+        <w:t xml:space="preserve"> </w:t>
+      </w:r>
+      <w:r>
+        <w:rPr>
+          <w:rFonts w:ascii="Calibri" w:hAnsi="Calibri" w:cs="Calibri" w:eastAsia="Calibri"/>
+          <w:color w:val="auto"/>
+          <w:spacing w:val="0"/>
+          <w:position w:val="0"/>
+          <w:sz w:val="36"/>
           <w:shd w:fill="auto" w:val="clear"/>
         </w:rPr>
         <w:t xml:space="preserve">или</w:t>
@@ -2764,18 +2764,18 @@
           <w:color w:val="auto"/>
           <w:spacing w:val="0"/>
           <w:position w:val="0"/>
-          <w:sz w:val="24"/>
-          <w:shd w:fill="auto" w:val="clear"/>
-        </w:rPr>
-        <w:t xml:space="preserve"> </w:t>
-      </w:r>
-      <w:r>
-        <w:rPr>
-          <w:rFonts w:ascii="Calibri" w:hAnsi="Calibri" w:cs="Calibri" w:eastAsia="Calibri"/>
-          <w:color w:val="auto"/>
-          <w:spacing w:val="0"/>
-          <w:position w:val="0"/>
-          <w:sz w:val="24"/>
+          <w:sz w:val="36"/>
+          <w:shd w:fill="auto" w:val="clear"/>
+        </w:rPr>
+        <w:t xml:space="preserve"> </w:t>
+      </w:r>
+      <w:r>
+        <w:rPr>
+          <w:rFonts w:ascii="Calibri" w:hAnsi="Calibri" w:cs="Calibri" w:eastAsia="Calibri"/>
+          <w:color w:val="auto"/>
+          <w:spacing w:val="0"/>
+          <w:position w:val="0"/>
+          <w:sz w:val="36"/>
           <w:shd w:fill="auto" w:val="clear"/>
         </w:rPr>
         <w:t xml:space="preserve">розничными</w:t>
@@ -2786,18 +2786,18 @@
           <w:color w:val="auto"/>
           <w:spacing w:val="0"/>
           <w:position w:val="0"/>
-          <w:sz w:val="24"/>
-          <w:shd w:fill="auto" w:val="clear"/>
-        </w:rPr>
-        <w:t xml:space="preserve"> </w:t>
-      </w:r>
-      <w:r>
-        <w:rPr>
-          <w:rFonts w:ascii="Calibri" w:hAnsi="Calibri" w:cs="Calibri" w:eastAsia="Calibri"/>
-          <w:color w:val="auto"/>
-          <w:spacing w:val="0"/>
-          <w:position w:val="0"/>
-          <w:sz w:val="24"/>
+          <w:sz w:val="36"/>
+          <w:shd w:fill="auto" w:val="clear"/>
+        </w:rPr>
+        <w:t xml:space="preserve"> </w:t>
+      </w:r>
+      <w:r>
+        <w:rPr>
+          <w:rFonts w:ascii="Calibri" w:hAnsi="Calibri" w:cs="Calibri" w:eastAsia="Calibri"/>
+          <w:color w:val="auto"/>
+          <w:spacing w:val="0"/>
+          <w:position w:val="0"/>
+          <w:sz w:val="36"/>
           <w:shd w:fill="auto" w:val="clear"/>
         </w:rPr>
         <w:t xml:space="preserve">закупками</w:t>
@@ -2808,18 +2808,18 @@
           <w:color w:val="auto"/>
           <w:spacing w:val="0"/>
           <w:position w:val="0"/>
-          <w:sz w:val="24"/>
-          <w:shd w:fill="auto" w:val="clear"/>
-        </w:rPr>
-        <w:t xml:space="preserve"> </w:t>
-      </w:r>
-      <w:r>
-        <w:rPr>
-          <w:rFonts w:ascii="Calibri" w:hAnsi="Calibri" w:cs="Calibri" w:eastAsia="Calibri"/>
-          <w:color w:val="auto"/>
-          <w:spacing w:val="0"/>
-          <w:position w:val="0"/>
-          <w:sz w:val="24"/>
+          <w:sz w:val="36"/>
+          <w:shd w:fill="auto" w:val="clear"/>
+        </w:rPr>
+        <w:t xml:space="preserve"> </w:t>
+      </w:r>
+      <w:r>
+        <w:rPr>
+          <w:rFonts w:ascii="Calibri" w:hAnsi="Calibri" w:cs="Calibri" w:eastAsia="Calibri"/>
+          <w:color w:val="auto"/>
+          <w:spacing w:val="0"/>
+          <w:position w:val="0"/>
+          <w:sz w:val="36"/>
           <w:shd w:fill="auto" w:val="clear"/>
         </w:rPr>
         <w:t xml:space="preserve">различных</w:t>
@@ -2830,18 +2830,18 @@
           <w:color w:val="auto"/>
           <w:spacing w:val="0"/>
           <w:position w:val="0"/>
-          <w:sz w:val="24"/>
-          <w:shd w:fill="auto" w:val="clear"/>
-        </w:rPr>
-        <w:t xml:space="preserve"> </w:t>
-      </w:r>
-      <w:r>
-        <w:rPr>
-          <w:rFonts w:ascii="Calibri" w:hAnsi="Calibri" w:cs="Calibri" w:eastAsia="Calibri"/>
-          <w:color w:val="auto"/>
-          <w:spacing w:val="0"/>
-          <w:position w:val="0"/>
-          <w:sz w:val="24"/>
+          <w:sz w:val="36"/>
+          <w:shd w:fill="auto" w:val="clear"/>
+        </w:rPr>
+        <w:t xml:space="preserve"> </w:t>
+      </w:r>
+      <w:r>
+        <w:rPr>
+          <w:rFonts w:ascii="Calibri" w:hAnsi="Calibri" w:cs="Calibri" w:eastAsia="Calibri"/>
+          <w:color w:val="auto"/>
+          <w:spacing w:val="0"/>
+          <w:position w:val="0"/>
+          <w:sz w:val="36"/>
           <w:shd w:fill="auto" w:val="clear"/>
         </w:rPr>
         <w:t xml:space="preserve">товаров</w:t>
@@ -2852,7 +2852,7 @@
           <w:color w:val="auto"/>
           <w:spacing w:val="0"/>
           <w:position w:val="0"/>
-          <w:sz w:val="24"/>
+          <w:sz w:val="36"/>
           <w:shd w:fill="auto" w:val="clear"/>
         </w:rPr>
         <w:t xml:space="preserve">.</w:t>
@@ -2868,18 +2868,18 @@
           <w:color w:val="auto"/>
           <w:spacing w:val="0"/>
           <w:position w:val="0"/>
-          <w:sz w:val="24"/>
-          <w:shd w:fill="auto" w:val="clear"/>
-        </w:rPr>
-      </w:pPr>
-      <w:r>
-        <w:rPr>
-          <w:rFonts w:ascii="Calibri" w:hAnsi="Calibri" w:cs="Calibri" w:eastAsia="Calibri"/>
-          <w:b/>
-          <w:color w:val="auto"/>
-          <w:spacing w:val="0"/>
-          <w:position w:val="0"/>
-          <w:sz w:val="24"/>
+          <w:sz w:val="36"/>
+          <w:shd w:fill="auto" w:val="clear"/>
+        </w:rPr>
+      </w:pPr>
+      <w:r>
+        <w:rPr>
+          <w:rFonts w:ascii="Calibri" w:hAnsi="Calibri" w:cs="Calibri" w:eastAsia="Calibri"/>
+          <w:b/>
+          <w:color w:val="auto"/>
+          <w:spacing w:val="0"/>
+          <w:position w:val="0"/>
+          <w:sz w:val="36"/>
           <w:shd w:fill="auto" w:val="clear"/>
         </w:rPr>
         <w:t xml:space="preserve">Описание</w:t>
@@ -2890,7 +2890,7 @@
           <w:color w:val="auto"/>
           <w:spacing w:val="0"/>
           <w:position w:val="0"/>
-          <w:sz w:val="24"/>
+          <w:sz w:val="36"/>
           <w:shd w:fill="auto" w:val="clear"/>
         </w:rPr>
         <w:t xml:space="preserve">: </w:t>
@@ -2901,7 +2901,7 @@
           <w:color w:val="auto"/>
           <w:spacing w:val="0"/>
           <w:position w:val="0"/>
-          <w:sz w:val="24"/>
+          <w:sz w:val="36"/>
           <w:shd w:fill="auto" w:val="clear"/>
         </w:rPr>
         <w:t xml:space="preserve">Приложение</w:t>
@@ -2912,18 +2912,18 @@
           <w:color w:val="auto"/>
           <w:spacing w:val="0"/>
           <w:position w:val="0"/>
-          <w:sz w:val="24"/>
-          <w:shd w:fill="auto" w:val="clear"/>
-        </w:rPr>
-        <w:t xml:space="preserve"> </w:t>
-      </w:r>
-      <w:r>
-        <w:rPr>
-          <w:rFonts w:ascii="Calibri" w:hAnsi="Calibri" w:cs="Calibri" w:eastAsia="Calibri"/>
-          <w:color w:val="auto"/>
-          <w:spacing w:val="0"/>
-          <w:position w:val="0"/>
-          <w:sz w:val="24"/>
+          <w:sz w:val="36"/>
+          <w:shd w:fill="auto" w:val="clear"/>
+        </w:rPr>
+        <w:t xml:space="preserve"> </w:t>
+      </w:r>
+      <w:r>
+        <w:rPr>
+          <w:rFonts w:ascii="Calibri" w:hAnsi="Calibri" w:cs="Calibri" w:eastAsia="Calibri"/>
+          <w:color w:val="auto"/>
+          <w:spacing w:val="0"/>
+          <w:position w:val="0"/>
+          <w:sz w:val="36"/>
           <w:shd w:fill="auto" w:val="clear"/>
         </w:rPr>
         <w:t xml:space="preserve">“</w:t>
@@ -2934,7 +2934,7 @@
           <w:color w:val="auto"/>
           <w:spacing w:val="0"/>
           <w:position w:val="0"/>
-          <w:sz w:val="24"/>
+          <w:sz w:val="36"/>
           <w:shd w:fill="auto" w:val="clear"/>
         </w:rPr>
         <w:t xml:space="preserve">Список</w:t>
@@ -2945,18 +2945,18 @@
           <w:color w:val="auto"/>
           <w:spacing w:val="0"/>
           <w:position w:val="0"/>
-          <w:sz w:val="24"/>
-          <w:shd w:fill="auto" w:val="clear"/>
-        </w:rPr>
-        <w:t xml:space="preserve"> </w:t>
-      </w:r>
-      <w:r>
-        <w:rPr>
-          <w:rFonts w:ascii="Calibri" w:hAnsi="Calibri" w:cs="Calibri" w:eastAsia="Calibri"/>
-          <w:color w:val="auto"/>
-          <w:spacing w:val="0"/>
-          <w:position w:val="0"/>
-          <w:sz w:val="24"/>
+          <w:sz w:val="36"/>
+          <w:shd w:fill="auto" w:val="clear"/>
+        </w:rPr>
+        <w:t xml:space="preserve"> </w:t>
+      </w:r>
+      <w:r>
+        <w:rPr>
+          <w:rFonts w:ascii="Calibri" w:hAnsi="Calibri" w:cs="Calibri" w:eastAsia="Calibri"/>
+          <w:color w:val="auto"/>
+          <w:spacing w:val="0"/>
+          <w:position w:val="0"/>
+          <w:sz w:val="36"/>
           <w:shd w:fill="auto" w:val="clear"/>
         </w:rPr>
         <w:t xml:space="preserve">покупок”</w:t>
@@ -2967,18 +2967,18 @@
           <w:color w:val="auto"/>
           <w:spacing w:val="0"/>
           <w:position w:val="0"/>
-          <w:sz w:val="24"/>
-          <w:shd w:fill="auto" w:val="clear"/>
-        </w:rPr>
-        <w:t xml:space="preserve"> </w:t>
-      </w:r>
-      <w:r>
-        <w:rPr>
-          <w:rFonts w:ascii="Calibri" w:hAnsi="Calibri" w:cs="Calibri" w:eastAsia="Calibri"/>
-          <w:color w:val="auto"/>
-          <w:spacing w:val="0"/>
-          <w:position w:val="0"/>
-          <w:sz w:val="24"/>
+          <w:sz w:val="36"/>
+          <w:shd w:fill="auto" w:val="clear"/>
+        </w:rPr>
+        <w:t xml:space="preserve"> </w:t>
+      </w:r>
+      <w:r>
+        <w:rPr>
+          <w:rFonts w:ascii="Calibri" w:hAnsi="Calibri" w:cs="Calibri" w:eastAsia="Calibri"/>
+          <w:color w:val="auto"/>
+          <w:spacing w:val="0"/>
+          <w:position w:val="0"/>
+          <w:sz w:val="36"/>
           <w:shd w:fill="auto" w:val="clear"/>
         </w:rPr>
         <w:t xml:space="preserve">позволит</w:t>
@@ -2989,18 +2989,18 @@
           <w:color w:val="auto"/>
           <w:spacing w:val="0"/>
           <w:position w:val="0"/>
-          <w:sz w:val="24"/>
-          <w:shd w:fill="auto" w:val="clear"/>
-        </w:rPr>
-        <w:t xml:space="preserve"> </w:t>
-      </w:r>
-      <w:r>
-        <w:rPr>
-          <w:rFonts w:ascii="Calibri" w:hAnsi="Calibri" w:cs="Calibri" w:eastAsia="Calibri"/>
-          <w:color w:val="auto"/>
-          <w:spacing w:val="0"/>
-          <w:position w:val="0"/>
-          <w:sz w:val="24"/>
+          <w:sz w:val="36"/>
+          <w:shd w:fill="auto" w:val="clear"/>
+        </w:rPr>
+        <w:t xml:space="preserve"> </w:t>
+      </w:r>
+      <w:r>
+        <w:rPr>
+          <w:rFonts w:ascii="Calibri" w:hAnsi="Calibri" w:cs="Calibri" w:eastAsia="Calibri"/>
+          <w:color w:val="auto"/>
+          <w:spacing w:val="0"/>
+          <w:position w:val="0"/>
+          <w:sz w:val="36"/>
           <w:shd w:fill="auto" w:val="clear"/>
         </w:rPr>
         <w:t xml:space="preserve">пользователю</w:t>
@@ -3011,18 +3011,18 @@
           <w:color w:val="auto"/>
           <w:spacing w:val="0"/>
           <w:position w:val="0"/>
-          <w:sz w:val="24"/>
-          <w:shd w:fill="auto" w:val="clear"/>
-        </w:rPr>
-        <w:t xml:space="preserve"> </w:t>
-      </w:r>
-      <w:r>
-        <w:rPr>
-          <w:rFonts w:ascii="Calibri" w:hAnsi="Calibri" w:cs="Calibri" w:eastAsia="Calibri"/>
-          <w:color w:val="auto"/>
-          <w:spacing w:val="0"/>
-          <w:position w:val="0"/>
-          <w:sz w:val="24"/>
+          <w:sz w:val="36"/>
+          <w:shd w:fill="auto" w:val="clear"/>
+        </w:rPr>
+        <w:t xml:space="preserve"> </w:t>
+      </w:r>
+      <w:r>
+        <w:rPr>
+          <w:rFonts w:ascii="Calibri" w:hAnsi="Calibri" w:cs="Calibri" w:eastAsia="Calibri"/>
+          <w:color w:val="auto"/>
+          <w:spacing w:val="0"/>
+          <w:position w:val="0"/>
+          <w:sz w:val="36"/>
           <w:shd w:fill="auto" w:val="clear"/>
         </w:rPr>
         <w:t xml:space="preserve">создавать</w:t>
@@ -3033,18 +3033,18 @@
           <w:color w:val="auto"/>
           <w:spacing w:val="0"/>
           <w:position w:val="0"/>
-          <w:sz w:val="24"/>
-          <w:shd w:fill="auto" w:val="clear"/>
-        </w:rPr>
-        <w:t xml:space="preserve"> </w:t>
-      </w:r>
-      <w:r>
-        <w:rPr>
-          <w:rFonts w:ascii="Calibri" w:hAnsi="Calibri" w:cs="Calibri" w:eastAsia="Calibri"/>
-          <w:color w:val="auto"/>
-          <w:spacing w:val="0"/>
-          <w:position w:val="0"/>
-          <w:sz w:val="24"/>
+          <w:sz w:val="36"/>
+          <w:shd w:fill="auto" w:val="clear"/>
+        </w:rPr>
+        <w:t xml:space="preserve"> </w:t>
+      </w:r>
+      <w:r>
+        <w:rPr>
+          <w:rFonts w:ascii="Calibri" w:hAnsi="Calibri" w:cs="Calibri" w:eastAsia="Calibri"/>
+          <w:color w:val="auto"/>
+          <w:spacing w:val="0"/>
+          <w:position w:val="0"/>
+          <w:sz w:val="36"/>
           <w:shd w:fill="auto" w:val="clear"/>
         </w:rPr>
         <w:t xml:space="preserve">списки</w:t>
@@ -3055,18 +3055,18 @@
           <w:color w:val="auto"/>
           <w:spacing w:val="0"/>
           <w:position w:val="0"/>
-          <w:sz w:val="24"/>
-          <w:shd w:fill="auto" w:val="clear"/>
-        </w:rPr>
-        <w:t xml:space="preserve"> </w:t>
-      </w:r>
-      <w:r>
-        <w:rPr>
-          <w:rFonts w:ascii="Calibri" w:hAnsi="Calibri" w:cs="Calibri" w:eastAsia="Calibri"/>
-          <w:color w:val="auto"/>
-          <w:spacing w:val="0"/>
-          <w:position w:val="0"/>
-          <w:sz w:val="24"/>
+          <w:sz w:val="36"/>
+          <w:shd w:fill="auto" w:val="clear"/>
+        </w:rPr>
+        <w:t xml:space="preserve"> </w:t>
+      </w:r>
+      <w:r>
+        <w:rPr>
+          <w:rFonts w:ascii="Calibri" w:hAnsi="Calibri" w:cs="Calibri" w:eastAsia="Calibri"/>
+          <w:color w:val="auto"/>
+          <w:spacing w:val="0"/>
+          <w:position w:val="0"/>
+          <w:sz w:val="36"/>
           <w:shd w:fill="auto" w:val="clear"/>
         </w:rPr>
         <w:t xml:space="preserve">любых</w:t>
@@ -3077,18 +3077,18 @@
           <w:color w:val="auto"/>
           <w:spacing w:val="0"/>
           <w:position w:val="0"/>
-          <w:sz w:val="24"/>
-          <w:shd w:fill="auto" w:val="clear"/>
-        </w:rPr>
-        <w:t xml:space="preserve"> </w:t>
-      </w:r>
-      <w:r>
-        <w:rPr>
-          <w:rFonts w:ascii="Calibri" w:hAnsi="Calibri" w:cs="Calibri" w:eastAsia="Calibri"/>
-          <w:color w:val="auto"/>
-          <w:spacing w:val="0"/>
-          <w:position w:val="0"/>
-          <w:sz w:val="24"/>
+          <w:sz w:val="36"/>
+          <w:shd w:fill="auto" w:val="clear"/>
+        </w:rPr>
+        <w:t xml:space="preserve"> </w:t>
+      </w:r>
+      <w:r>
+        <w:rPr>
+          <w:rFonts w:ascii="Calibri" w:hAnsi="Calibri" w:cs="Calibri" w:eastAsia="Calibri"/>
+          <w:color w:val="auto"/>
+          <w:spacing w:val="0"/>
+          <w:position w:val="0"/>
+          <w:sz w:val="36"/>
           <w:shd w:fill="auto" w:val="clear"/>
         </w:rPr>
         <w:t xml:space="preserve">товаров</w:t>
@@ -3099,18 +3099,18 @@
           <w:color w:val="auto"/>
           <w:spacing w:val="0"/>
           <w:position w:val="0"/>
-          <w:sz w:val="24"/>
-          <w:shd w:fill="auto" w:val="clear"/>
-        </w:rPr>
-        <w:t xml:space="preserve"> </w:t>
-      </w:r>
-      <w:r>
-        <w:rPr>
-          <w:rFonts w:ascii="Calibri" w:hAnsi="Calibri" w:cs="Calibri" w:eastAsia="Calibri"/>
-          <w:color w:val="auto"/>
-          <w:spacing w:val="0"/>
-          <w:position w:val="0"/>
-          <w:sz w:val="24"/>
+          <w:sz w:val="36"/>
+          <w:shd w:fill="auto" w:val="clear"/>
+        </w:rPr>
+        <w:t xml:space="preserve"> </w:t>
+      </w:r>
+      <w:r>
+        <w:rPr>
+          <w:rFonts w:ascii="Calibri" w:hAnsi="Calibri" w:cs="Calibri" w:eastAsia="Calibri"/>
+          <w:color w:val="auto"/>
+          <w:spacing w:val="0"/>
+          <w:position w:val="0"/>
+          <w:sz w:val="36"/>
           <w:shd w:fill="auto" w:val="clear"/>
         </w:rPr>
         <w:t xml:space="preserve">и</w:t>
@@ -3121,18 +3121,18 @@
           <w:color w:val="auto"/>
           <w:spacing w:val="0"/>
           <w:position w:val="0"/>
-          <w:sz w:val="24"/>
-          <w:shd w:fill="auto" w:val="clear"/>
-        </w:rPr>
-        <w:t xml:space="preserve"> </w:t>
-      </w:r>
-      <w:r>
-        <w:rPr>
-          <w:rFonts w:ascii="Calibri" w:hAnsi="Calibri" w:cs="Calibri" w:eastAsia="Calibri"/>
-          <w:color w:val="auto"/>
-          <w:spacing w:val="0"/>
-          <w:position w:val="0"/>
-          <w:sz w:val="24"/>
+          <w:sz w:val="36"/>
+          <w:shd w:fill="auto" w:val="clear"/>
+        </w:rPr>
+        <w:t xml:space="preserve"> </w:t>
+      </w:r>
+      <w:r>
+        <w:rPr>
+          <w:rFonts w:ascii="Calibri" w:hAnsi="Calibri" w:cs="Calibri" w:eastAsia="Calibri"/>
+          <w:color w:val="auto"/>
+          <w:spacing w:val="0"/>
+          <w:position w:val="0"/>
+          <w:sz w:val="36"/>
           <w:shd w:fill="auto" w:val="clear"/>
         </w:rPr>
         <w:t xml:space="preserve">управлять</w:t>
@@ -3143,18 +3143,18 @@
           <w:color w:val="auto"/>
           <w:spacing w:val="0"/>
           <w:position w:val="0"/>
-          <w:sz w:val="24"/>
-          <w:shd w:fill="auto" w:val="clear"/>
-        </w:rPr>
-        <w:t xml:space="preserve"> </w:t>
-      </w:r>
-      <w:r>
-        <w:rPr>
-          <w:rFonts w:ascii="Calibri" w:hAnsi="Calibri" w:cs="Calibri" w:eastAsia="Calibri"/>
-          <w:color w:val="auto"/>
-          <w:spacing w:val="0"/>
-          <w:position w:val="0"/>
-          <w:sz w:val="24"/>
+          <w:sz w:val="36"/>
+          <w:shd w:fill="auto" w:val="clear"/>
+        </w:rPr>
+        <w:t xml:space="preserve"> </w:t>
+      </w:r>
+      <w:r>
+        <w:rPr>
+          <w:rFonts w:ascii="Calibri" w:hAnsi="Calibri" w:cs="Calibri" w:eastAsia="Calibri"/>
+          <w:color w:val="auto"/>
+          <w:spacing w:val="0"/>
+          <w:position w:val="0"/>
+          <w:sz w:val="36"/>
           <w:shd w:fill="auto" w:val="clear"/>
         </w:rPr>
         <w:t xml:space="preserve">ими</w:t>
@@ -3165,7 +3165,7 @@
           <w:color w:val="auto"/>
           <w:spacing w:val="0"/>
           <w:position w:val="0"/>
-          <w:sz w:val="24"/>
+          <w:sz w:val="36"/>
           <w:shd w:fill="auto" w:val="clear"/>
         </w:rPr>
         <w:t xml:space="preserve">.</w:t>
@@ -7679,8 +7679,8 @@
         </w:rPr>
       </w:pPr>
       <w:r>
-        <w:object w:dxaOrig="8766" w:dyaOrig="4110">
-          <v:rect xmlns:o="urn:schemas-microsoft-com:office:office" xmlns:v="urn:schemas-microsoft-com:vml" id="rectole0000000000" style="width:438.300000pt;height:205.500000pt" o:preferrelative="t" o:ole="">
+        <w:object w:dxaOrig="8868" w:dyaOrig="4170">
+          <v:rect xmlns:o="urn:schemas-microsoft-com:office:office" xmlns:v="urn:schemas-microsoft-com:vml" id="rectole0000000000" style="width:443.400000pt;height:208.500000pt" o:preferrelative="t" o:ole="">
             <o:lock v:ext="edit"/>
             <v:imagedata xmlns:r="http://schemas.openxmlformats.org/officeDocument/2006/relationships" r:id="docRId1" o:title=""/>
           </v:rect>
@@ -13994,7 +13994,19 @@
           <w:sz w:val="24"/>
           <w:shd w:fill="FBFBFB" w:val="clear"/>
         </w:rPr>
-        <w:t xml:space="preserve">Отмена”</w:t>
+        <w:t xml:space="preserve">Назад</w:t>
+      </w:r>
+      <w:r>
+        <w:rPr>
+          <w:rFonts w:ascii="Calibri" w:hAnsi="Calibri" w:cs="Calibri" w:eastAsia="Calibri"/>
+          <w:b/>
+          <w:color w:val="auto"/>
+          <w:spacing w:val="0"/>
+          <w:position w:val="0"/>
+          <w:sz w:val="24"/>
+          <w:shd w:fill="FBFBFB" w:val="clear"/>
+        </w:rPr>
+        <w:t xml:space="preserve">”</w:t>
       </w:r>
       <w:r>
         <w:rPr>
@@ -15220,7 +15232,19 @@
           <w:sz w:val="24"/>
           <w:shd w:fill="FBFBFB" w:val="clear"/>
         </w:rPr>
-        <w:t xml:space="preserve">Отмена”</w:t>
+        <w:t xml:space="preserve">Назад</w:t>
+      </w:r>
+      <w:r>
+        <w:rPr>
+          <w:rFonts w:ascii="Calibri" w:hAnsi="Calibri" w:cs="Calibri" w:eastAsia="Calibri"/>
+          <w:b/>
+          <w:color w:val="auto"/>
+          <w:spacing w:val="0"/>
+          <w:position w:val="0"/>
+          <w:sz w:val="24"/>
+          <w:shd w:fill="FBFBFB" w:val="clear"/>
+        </w:rPr>
+        <w:t xml:space="preserve">”</w:t>
       </w:r>
       <w:r>
         <w:rPr>
@@ -16978,7 +17002,7 @@
           <w:sz w:val="24"/>
           <w:shd w:fill="FBFBFB" w:val="clear"/>
         </w:rPr>
-        <w:t xml:space="preserve">Отмена”</w:t>
+        <w:t xml:space="preserve">Назад”</w:t>
       </w:r>
       <w:r>
         <w:rPr>
@@ -17449,8 +17473,8 @@
         </w:rPr>
       </w:pPr>
       <w:r>
-        <w:object w:dxaOrig="8766" w:dyaOrig="8585">
-          <v:rect xmlns:o="urn:schemas-microsoft-com:office:office" xmlns:v="urn:schemas-microsoft-com:vml" id="rectole0000000001" style="width:438.300000pt;height:429.250000pt" o:preferrelative="t" o:ole="">
+        <w:object w:dxaOrig="8868" w:dyaOrig="8685">
+          <v:rect xmlns:o="urn:schemas-microsoft-com:office:office" xmlns:v="urn:schemas-microsoft-com:vml" id="rectole0000000001" style="width:443.400000pt;height:434.250000pt" o:preferrelative="t" o:ole="">
             <o:lock v:ext="edit"/>
             <v:imagedata xmlns:r="http://schemas.openxmlformats.org/officeDocument/2006/relationships" r:id="docRId3" o:title=""/>
           </v:rect>
@@ -22739,8 +22763,8 @@
         </w:rPr>
       </w:pPr>
       <w:r>
-        <w:object w:dxaOrig="8422" w:dyaOrig="6357">
-          <v:rect xmlns:o="urn:schemas-microsoft-com:office:office" xmlns:v="urn:schemas-microsoft-com:vml" id="rectole0000000002" style="width:421.100000pt;height:317.850000pt" o:preferrelative="t" o:ole="">
+        <w:object w:dxaOrig="8524" w:dyaOrig="6438">
+          <v:rect xmlns:o="urn:schemas-microsoft-com:office:office" xmlns:v="urn:schemas-microsoft-com:vml" id="rectole0000000002" style="width:426.200000pt;height:321.900000pt" o:preferrelative="t" o:ole="">
             <o:lock v:ext="edit"/>
             <v:imagedata xmlns:r="http://schemas.openxmlformats.org/officeDocument/2006/relationships" r:id="docRId5" o:title=""/>
           </v:rect>
@@ -22808,8 +22832,8 @@
         </w:rPr>
       </w:pPr>
       <w:r>
-        <w:object w:dxaOrig="8422" w:dyaOrig="6540">
-          <v:rect xmlns:o="urn:schemas-microsoft-com:office:office" xmlns:v="urn:schemas-microsoft-com:vml" id="rectole0000000003" style="width:421.100000pt;height:327.000000pt" o:preferrelative="t" o:ole="">
+        <w:object w:dxaOrig="8524" w:dyaOrig="6621">
+          <v:rect xmlns:o="urn:schemas-microsoft-com:office:office" xmlns:v="urn:schemas-microsoft-com:vml" id="rectole0000000003" style="width:426.200000pt;height:331.050000pt" o:preferrelative="t" o:ole="">
             <o:lock v:ext="edit"/>
             <v:imagedata xmlns:r="http://schemas.openxmlformats.org/officeDocument/2006/relationships" r:id="docRId7" o:title=""/>
           </v:rect>
@@ -22877,8 +22901,8 @@
         </w:rPr>
       </w:pPr>
       <w:r>
-        <w:object w:dxaOrig="8310" w:dyaOrig="6900">
-          <v:rect xmlns:o="urn:schemas-microsoft-com:office:office" xmlns:v="urn:schemas-microsoft-com:vml" id="rectole0000000004" style="width:415.500000pt;height:345.000000pt" o:preferrelative="t" o:ole="">
+        <w:object w:dxaOrig="8422" w:dyaOrig="6985">
+          <v:rect xmlns:o="urn:schemas-microsoft-com:office:office" xmlns:v="urn:schemas-microsoft-com:vml" id="rectole0000000004" style="width:421.100000pt;height:349.250000pt" o:preferrelative="t" o:ole="">
             <o:lock v:ext="edit"/>
             <v:imagedata xmlns:r="http://schemas.openxmlformats.org/officeDocument/2006/relationships" r:id="docRId9" o:title=""/>
           </v:rect>
@@ -22946,8 +22970,8 @@
         </w:rPr>
       </w:pPr>
       <w:r>
-        <w:object w:dxaOrig="8310" w:dyaOrig="7620">
-          <v:rect xmlns:o="urn:schemas-microsoft-com:office:office" xmlns:v="urn:schemas-microsoft-com:vml" id="rectole0000000005" style="width:415.500000pt;height:381.000000pt" o:preferrelative="t" o:ole="">
+        <w:object w:dxaOrig="8422" w:dyaOrig="7714">
+          <v:rect xmlns:o="urn:schemas-microsoft-com:office:office" xmlns:v="urn:schemas-microsoft-com:vml" id="rectole0000000005" style="width:421.100000pt;height:385.700000pt" o:preferrelative="t" o:ole="">
             <o:lock v:ext="edit"/>
             <v:imagedata xmlns:r="http://schemas.openxmlformats.org/officeDocument/2006/relationships" r:id="docRId11" o:title=""/>
           </v:rect>
@@ -23015,8 +23039,8 @@
         </w:rPr>
       </w:pPr>
       <w:r>
-        <w:object w:dxaOrig="8310" w:dyaOrig="6675">
-          <v:rect xmlns:o="urn:schemas-microsoft-com:office:office" xmlns:v="urn:schemas-microsoft-com:vml" id="rectole0000000006" style="width:415.500000pt;height:333.750000pt" o:preferrelative="t" o:ole="">
+        <w:object w:dxaOrig="8422" w:dyaOrig="6762">
+          <v:rect xmlns:o="urn:schemas-microsoft-com:office:office" xmlns:v="urn:schemas-microsoft-com:vml" id="rectole0000000006" style="width:421.100000pt;height:338.100000pt" o:preferrelative="t" o:ole="">
             <o:lock v:ext="edit"/>
             <v:imagedata xmlns:r="http://schemas.openxmlformats.org/officeDocument/2006/relationships" r:id="docRId13" o:title=""/>
           </v:rect>
@@ -23084,8 +23108,8 @@
         </w:rPr>
       </w:pPr>
       <w:r>
-        <w:object w:dxaOrig="8310" w:dyaOrig="7604">
-          <v:rect xmlns:o="urn:schemas-microsoft-com:office:office" xmlns:v="urn:schemas-microsoft-com:vml" id="rectole0000000007" style="width:415.500000pt;height:380.200000pt" o:preferrelative="t" o:ole="">
+        <w:object w:dxaOrig="8422" w:dyaOrig="7693">
+          <v:rect xmlns:o="urn:schemas-microsoft-com:office:office" xmlns:v="urn:schemas-microsoft-com:vml" id="rectole0000000007" style="width:421.100000pt;height:384.650000pt" o:preferrelative="t" o:ole="">
             <o:lock v:ext="edit"/>
             <v:imagedata xmlns:r="http://schemas.openxmlformats.org/officeDocument/2006/relationships" r:id="docRId15" o:title=""/>
           </v:rect>
@@ -23153,8 +23177,8 @@
         </w:rPr>
       </w:pPr>
       <w:r>
-        <w:object w:dxaOrig="8280" w:dyaOrig="3885">
-          <v:rect xmlns:o="urn:schemas-microsoft-com:office:office" xmlns:v="urn:schemas-microsoft-com:vml" id="rectole0000000008" style="width:414.000000pt;height:194.250000pt" o:preferrelative="t" o:ole="">
+        <w:object w:dxaOrig="8382" w:dyaOrig="3928">
+          <v:rect xmlns:o="urn:schemas-microsoft-com:office:office" xmlns:v="urn:schemas-microsoft-com:vml" id="rectole0000000008" style="width:419.100000pt;height:196.400000pt" o:preferrelative="t" o:ole="">
             <o:lock v:ext="edit"/>
             <v:imagedata xmlns:r="http://schemas.openxmlformats.org/officeDocument/2006/relationships" r:id="docRId17" o:title=""/>
           </v:rect>
@@ -23222,8 +23246,8 @@
         </w:rPr>
       </w:pPr>
       <w:r>
-        <w:object w:dxaOrig="8310" w:dyaOrig="5550">
-          <v:rect xmlns:o="urn:schemas-microsoft-com:office:office" xmlns:v="urn:schemas-microsoft-com:vml" id="rectole0000000009" style="width:415.500000pt;height:277.500000pt" o:preferrelative="t" o:ole="">
+        <w:object w:dxaOrig="8422" w:dyaOrig="5629">
+          <v:rect xmlns:o="urn:schemas-microsoft-com:office:office" xmlns:v="urn:schemas-microsoft-com:vml" id="rectole0000000009" style="width:421.100000pt;height:281.450000pt" o:preferrelative="t" o:ole="">
             <o:lock v:ext="edit"/>
             <v:imagedata xmlns:r="http://schemas.openxmlformats.org/officeDocument/2006/relationships" r:id="docRId19" o:title=""/>
           </v:rect>
@@ -23291,8 +23315,8 @@
         </w:rPr>
       </w:pPr>
       <w:r>
-        <w:object w:dxaOrig="8310" w:dyaOrig="3915">
-          <v:rect xmlns:o="urn:schemas-microsoft-com:office:office" xmlns:v="urn:schemas-microsoft-com:vml" id="rectole0000000010" style="width:415.500000pt;height:195.750000pt" o:preferrelative="t" o:ole="">
+        <w:object w:dxaOrig="8422" w:dyaOrig="3968">
+          <v:rect xmlns:o="urn:schemas-microsoft-com:office:office" xmlns:v="urn:schemas-microsoft-com:vml" id="rectole0000000010" style="width:421.100000pt;height:198.400000pt" o:preferrelative="t" o:ole="">
             <o:lock v:ext="edit"/>
             <v:imagedata xmlns:r="http://schemas.openxmlformats.org/officeDocument/2006/relationships" r:id="docRId21" o:title=""/>
           </v:rect>
@@ -23360,8 +23384,8 @@
         </w:rPr>
       </w:pPr>
       <w:r>
-        <w:object w:dxaOrig="8310" w:dyaOrig="5265">
-          <v:rect xmlns:o="urn:schemas-microsoft-com:office:office" xmlns:v="urn:schemas-microsoft-com:vml" id="rectole0000000011" style="width:415.500000pt;height:263.250000pt" o:preferrelative="t" o:ole="">
+        <w:object w:dxaOrig="8422" w:dyaOrig="5325">
+          <v:rect xmlns:o="urn:schemas-microsoft-com:office:office" xmlns:v="urn:schemas-microsoft-com:vml" id="rectole0000000011" style="width:421.100000pt;height:266.250000pt" o:preferrelative="t" o:ole="">
             <o:lock v:ext="edit"/>
             <v:imagedata xmlns:r="http://schemas.openxmlformats.org/officeDocument/2006/relationships" r:id="docRId23" o:title=""/>
           </v:rect>
@@ -23429,8 +23453,8 @@
         </w:rPr>
       </w:pPr>
       <w:r>
-        <w:object w:dxaOrig="6284" w:dyaOrig="2700">
-          <v:rect xmlns:o="urn:schemas-microsoft-com:office:office" xmlns:v="urn:schemas-microsoft-com:vml" id="rectole0000000012" style="width:314.200000pt;height:135.000000pt" o:preferrelative="t" o:ole="">
+        <w:object w:dxaOrig="6357" w:dyaOrig="2733">
+          <v:rect xmlns:o="urn:schemas-microsoft-com:office:office" xmlns:v="urn:schemas-microsoft-com:vml" id="rectole0000000012" style="width:317.850000pt;height:136.650000pt" o:preferrelative="t" o:ole="">
             <o:lock v:ext="edit"/>
             <v:imagedata xmlns:r="http://schemas.openxmlformats.org/officeDocument/2006/relationships" r:id="docRId25" o:title=""/>
           </v:rect>
